--- a/World-Builds/01-Post-Apostolic-House-Church/CiC_W1_World_Profile.docx
+++ b/World-Builds/01-Post-Apostolic-House-Church/CiC_W1_World_Profile.docx
@@ -2,25 +2,23 @@
 <file path=word/document.xml><?xml version="1.0" encoding="utf-8"?>
 <w:document xmlns:w="http://schemas.openxmlformats.org/wordprocessingml/2006/main" xmlns:m="http://schemas.openxmlformats.org/officeDocument/2006/math" xmlns:r="http://schemas.openxmlformats.org/officeDocument/2006/relationships" xmlns:o="urn:schemas-microsoft-com:office:office" xmlns:v="urn:schemas-microsoft-com:vml" xmlns:w10="urn:schemas-microsoft-com:office:word" xmlns:a="http://schemas.openxmlformats.org/drawingml/2006/main" xmlns:pic="http://schemas.openxmlformats.org/drawingml/2006/picture" xmlns:wp="http://schemas.openxmlformats.org/drawingml/2006/wordprocessingDrawing">
   <w:body>
+    <w:bookmarkStart w:id="45" w:name="world-profile-pahc"/>
     <w:p>
       <w:pPr>
         <w:pStyle w:val="Heading1"/>
       </w:pPr>
-      <w:bookmarkStart w:id="20" w:name="world-profile-pahc"/>
       <w:r>
         <w:t xml:space="preserve">World Profile — pahc</w:t>
       </w:r>
-      <w:bookmarkEnd w:id="20"/>
-    </w:p>
+    </w:p>
+    <w:bookmarkStart w:id="20" w:name="X3a8f1a6d59db4a2cac59d9425065e841c7ae33c"/>
     <w:p>
       <w:pPr>
         <w:pStyle w:val="Heading2"/>
       </w:pPr>
-      <w:bookmarkStart w:id="21" w:name="X3a8f1a6d59db4a2cac59d9425065e841c7ae33c"/>
       <w:r>
         <w:t xml:space="preserve">Church in Conversation — World #1: Post-Apostolic/Sub-Apostolic House-Church Christianity</w:t>
       </w:r>
-      <w:bookmarkEnd w:id="21"/>
     </w:p>
     <w:p>
       <w:pPr>
@@ -28,6 +26,7 @@
       </w:pPr>
       <w:r>
         <w:rPr>
+          <w:bCs/>
           <w:b/>
         </w:rPr>
         <w:t xml:space="preserve">File:</w:t>
@@ -48,6 +47,7 @@
       </w:pPr>
       <w:r>
         <w:rPr>
+          <w:bCs/>
           <w:b/>
         </w:rPr>
         <w:t xml:space="preserve">Status:</w:t>
@@ -65,6 +65,7 @@
       </w:pPr>
       <w:r>
         <w:rPr>
+          <w:bCs/>
           <w:b/>
         </w:rPr>
         <w:t xml:space="preserve">Produced at:</w:t>
@@ -100,6 +101,7 @@
       </w:pPr>
       <w:r>
         <w:rPr>
+          <w:bCs/>
           <w:b/>
         </w:rPr>
         <w:t xml:space="preserve">Required inputs:</w:t>
@@ -117,6 +119,7 @@
       </w:pPr>
       <w:r>
         <w:rPr>
+          <w:bCs/>
           <w:b/>
         </w:rPr>
         <w:t xml:space="preserve">Feeds:</w:t>
@@ -134,6 +137,7 @@
       </w:pPr>
       <w:r>
         <w:rPr>
+          <w:bCs/>
           <w:b/>
         </w:rPr>
         <w:t xml:space="preserve">Voice:</w:t>
@@ -151,6 +155,7 @@
       </w:pPr>
       <w:r>
         <w:rPr>
+          <w:bCs/>
           <w:b/>
         </w:rPr>
         <w:t xml:space="preserve">Built from:</w:t>
@@ -169,15 +174,15 @@
         </w:pict>
       </w:r>
     </w:p>
+    <w:bookmarkEnd w:id="20"/>
+    <w:bookmarkStart w:id="21" w:name="section-1-world-identity"/>
     <w:p>
       <w:pPr>
         <w:pStyle w:val="Heading2"/>
       </w:pPr>
-      <w:bookmarkStart w:id="22" w:name="section-1-world-identity"/>
       <w:r>
         <w:t xml:space="preserve">Section 1 — World Identity</w:t>
       </w:r>
-      <w:bookmarkEnd w:id="22"/>
     </w:p>
     <w:p>
       <w:pPr>
@@ -185,6 +190,7 @@
       </w:pPr>
       <w:r>
         <w:rPr>
+          <w:bCs/>
           <w:b/>
         </w:rPr>
         <w:t xml:space="preserve">World name (as the world would name itself):</w:t>
@@ -200,6 +206,7 @@
       </w:r>
       <w:r>
         <w:rPr>
+          <w:iCs/>
           <w:i/>
         </w:rPr>
         <w:t xml:space="preserve">ekklesia</w:t>
@@ -233,6 +240,7 @@
       </w:r>
       <w:r>
         <w:rPr>
+          <w:bCs/>
           <w:b/>
         </w:rPr>
         <w:t xml:space="preserve">Post-Apostolic/Sub-Apostolic House-Church Christianity</w:t>
@@ -247,6 +255,7 @@
       </w:pPr>
       <w:r>
         <w:rPr>
+          <w:bCs/>
           <w:b/>
         </w:rPr>
         <w:t xml:space="preserve">World code:</w:t>
@@ -267,6 +276,7 @@
       </w:pPr>
       <w:r>
         <w:rPr>
+          <w:bCs/>
           <w:b/>
         </w:rPr>
         <w:t xml:space="preserve">Temporal scope:</w:t>
@@ -302,6 +312,7 @@
       </w:pPr>
       <w:r>
         <w:rPr>
+          <w:bCs/>
           <w:b/>
         </w:rPr>
         <w:t xml:space="preserve">Geographic scope:</w:t>
@@ -319,6 +330,7 @@
       </w:pPr>
       <w:r>
         <w:rPr>
+          <w:bCs/>
           <w:b/>
         </w:rPr>
         <w:t xml:space="preserve">Community character:</w:t>
@@ -336,6 +348,7 @@
       </w:pPr>
       <w:r>
         <w:rPr>
+          <w:bCs/>
           <w:b/>
         </w:rPr>
         <w:t xml:space="preserve">Builder:</w:t>
@@ -353,6 +366,7 @@
       </w:pPr>
       <w:r>
         <w:rPr>
+          <w:bCs/>
           <w:b/>
         </w:rPr>
         <w:t xml:space="preserve">Date of World Profile draft:</w:t>
@@ -371,15 +385,15 @@
         </w:pict>
       </w:r>
     </w:p>
+    <w:bookmarkEnd w:id="21"/>
+    <w:bookmarkStart w:id="25" w:name="section-2-confirmed-gravities"/>
     <w:p>
       <w:pPr>
         <w:pStyle w:val="Heading2"/>
       </w:pPr>
-      <w:bookmarkStart w:id="23" w:name="section-2-confirmed-gravities"/>
       <w:r>
         <w:t xml:space="preserve">Section 2 — Confirmed Gravities</w:t>
       </w:r>
-      <w:bookmarkEnd w:id="23"/>
     </w:p>
     <w:p>
       <w:pPr>
@@ -389,15 +403,14 @@
         <w:t xml:space="preserve">This is the canonical gravity record for this world, reproduced from Doc_04 (Gravity Discovery, approved to proceed) and cross-checked against Doc_07’s own formation-logic synthesis and Doc_08’s forces-and-gravities connections. Only two gravities reach Primary status; three reach Supporting; one is Tensional; one (G06) did not reach gravity status at all. This distribution is itself a finding, not a weakness — see Section 3.</w:t>
       </w:r>
     </w:p>
+    <w:bookmarkStart w:id="22" w:name="primary-gravities"/>
     <w:p>
       <w:pPr>
         <w:pStyle w:val="Heading3"/>
       </w:pPr>
-      <w:bookmarkStart w:id="24" w:name="primary-gravities"/>
       <w:r>
         <w:t xml:space="preserve">Primary Gravities</w:t>
       </w:r>
-      <w:bookmarkEnd w:id="24"/>
     </w:p>
     <w:p>
       <w:r>
@@ -412,6 +425,7 @@
       </w:pPr>
       <w:r>
         <w:rPr>
+          <w:bCs/>
           <w:b/>
         </w:rPr>
         <w:t xml:space="preserve">Gravity name:</w:t>
@@ -429,6 +443,7 @@
       </w:pPr>
       <w:r>
         <w:rPr>
+          <w:bCs/>
           <w:b/>
         </w:rPr>
         <w:t xml:space="preserve">Gravity type:</w:t>
@@ -446,6 +461,7 @@
       </w:pPr>
       <w:r>
         <w:rPr>
+          <w:bCs/>
           <w:b/>
         </w:rPr>
         <w:t xml:space="preserve">Confidence:</w:t>
@@ -463,6 +479,7 @@
       </w:pPr>
       <w:r>
         <w:rPr>
+          <w:bCs/>
           <w:b/>
         </w:rPr>
         <w:t xml:space="preserve">Cross-strand status:</w:t>
@@ -480,6 +497,7 @@
       </w:pPr>
       <w:r>
         <w:rPr>
+          <w:bCs/>
           <w:b/>
         </w:rPr>
         <w:t xml:space="preserve">Brief description:</w:t>
@@ -495,6 +513,7 @@
       </w:r>
       <w:r>
         <w:rPr>
+          <w:iCs/>
           <w:i/>
         </w:rPr>
         <w:t xml:space="preserve">ekklesiai</w:t>
@@ -510,6 +529,7 @@
       </w:r>
       <w:r>
         <w:rPr>
+          <w:iCs/>
           <w:i/>
         </w:rPr>
         <w:t xml:space="preserve">ekklesia</w:t>
@@ -527,6 +547,7 @@
       </w:pPr>
       <w:r>
         <w:rPr>
+          <w:bCs/>
           <w:b/>
         </w:rPr>
         <w:t xml:space="preserve">Grounding:</w:t>
@@ -551,6 +572,7 @@
       </w:pPr>
       <w:r>
         <w:rPr>
+          <w:bCs/>
           <w:b/>
         </w:rPr>
         <w:t xml:space="preserve">Gravity name:</w:t>
@@ -568,6 +590,7 @@
       </w:pPr>
       <w:r>
         <w:rPr>
+          <w:bCs/>
           <w:b/>
         </w:rPr>
         <w:t xml:space="preserve">Gravity type:</w:t>
@@ -585,6 +608,7 @@
       </w:pPr>
       <w:r>
         <w:rPr>
+          <w:bCs/>
           <w:b/>
         </w:rPr>
         <w:t xml:space="preserve">Confidence:</w:t>
@@ -602,6 +626,7 @@
       </w:pPr>
       <w:r>
         <w:rPr>
+          <w:bCs/>
           <w:b/>
         </w:rPr>
         <w:t xml:space="preserve">Cross-strand status:</w:t>
@@ -619,6 +644,7 @@
       </w:pPr>
       <w:r>
         <w:rPr>
+          <w:bCs/>
           <w:b/>
         </w:rPr>
         <w:t xml:space="preserve">Brief description:</w:t>
@@ -636,6 +662,7 @@
       </w:pPr>
       <w:r>
         <w:rPr>
+          <w:bCs/>
           <w:b/>
         </w:rPr>
         <w:t xml:space="preserve">Grounding:</w:t>
@@ -654,15 +681,15 @@
         </w:pict>
       </w:r>
     </w:p>
+    <w:bookmarkEnd w:id="22"/>
+    <w:bookmarkStart w:id="23" w:name="supporting-gravities"/>
     <w:p>
       <w:pPr>
         <w:pStyle w:val="Heading3"/>
       </w:pPr>
-      <w:bookmarkStart w:id="25" w:name="supporting-gravities"/>
       <w:r>
         <w:t xml:space="preserve">Supporting Gravities</w:t>
       </w:r>
-      <w:bookmarkEnd w:id="25"/>
     </w:p>
     <w:p>
       <w:r>
@@ -677,6 +704,7 @@
       </w:pPr>
       <w:r>
         <w:rPr>
+          <w:bCs/>
           <w:b/>
         </w:rPr>
         <w:t xml:space="preserve">Gravity name:</w:t>
@@ -694,6 +722,7 @@
       </w:pPr>
       <w:r>
         <w:rPr>
+          <w:bCs/>
           <w:b/>
         </w:rPr>
         <w:t xml:space="preserve">Gravity type:</w:t>
@@ -711,6 +740,7 @@
       </w:pPr>
       <w:r>
         <w:rPr>
+          <w:bCs/>
           <w:b/>
         </w:rPr>
         <w:t xml:space="preserve">Confidence:</w:t>
@@ -728,6 +758,7 @@
       </w:pPr>
       <w:r>
         <w:rPr>
+          <w:bCs/>
           <w:b/>
         </w:rPr>
         <w:t xml:space="preserve">Cross-strand status:</w:t>
@@ -745,6 +776,7 @@
       </w:pPr>
       <w:r>
         <w:rPr>
+          <w:bCs/>
           <w:b/>
         </w:rPr>
         <w:t xml:space="preserve">Brief description:</w:t>
@@ -780,6 +812,7 @@
       </w:pPr>
       <w:r>
         <w:rPr>
+          <w:bCs/>
           <w:b/>
         </w:rPr>
         <w:t xml:space="preserve">Grounding:</w:t>
@@ -804,6 +837,7 @@
       </w:pPr>
       <w:r>
         <w:rPr>
+          <w:bCs/>
           <w:b/>
         </w:rPr>
         <w:t xml:space="preserve">Gravity name:</w:t>
@@ -821,6 +855,7 @@
       </w:pPr>
       <w:r>
         <w:rPr>
+          <w:bCs/>
           <w:b/>
         </w:rPr>
         <w:t xml:space="preserve">Gravity type:</w:t>
@@ -838,6 +873,7 @@
       </w:pPr>
       <w:r>
         <w:rPr>
+          <w:bCs/>
           <w:b/>
         </w:rPr>
         <w:t xml:space="preserve">Confidence:</w:t>
@@ -855,6 +891,7 @@
       </w:pPr>
       <w:r>
         <w:rPr>
+          <w:bCs/>
           <w:b/>
         </w:rPr>
         <w:t xml:space="preserve">Cross-strand status:</w:t>
@@ -872,6 +909,7 @@
       </w:pPr>
       <w:r>
         <w:rPr>
+          <w:bCs/>
           <w:b/>
         </w:rPr>
         <w:t xml:space="preserve">Brief description:</w:t>
@@ -889,6 +927,7 @@
       </w:pPr>
       <w:r>
         <w:rPr>
+          <w:bCs/>
           <w:b/>
         </w:rPr>
         <w:t xml:space="preserve">Grounding:</w:t>
@@ -913,6 +952,7 @@
       </w:pPr>
       <w:r>
         <w:rPr>
+          <w:bCs/>
           <w:b/>
         </w:rPr>
         <w:t xml:space="preserve">Gravity name:</w:t>
@@ -930,6 +970,7 @@
       </w:pPr>
       <w:r>
         <w:rPr>
+          <w:bCs/>
           <w:b/>
         </w:rPr>
         <w:t xml:space="preserve">Gravity type:</w:t>
@@ -947,6 +988,7 @@
       </w:pPr>
       <w:r>
         <w:rPr>
+          <w:bCs/>
           <w:b/>
         </w:rPr>
         <w:t xml:space="preserve">Confidence:</w:t>
@@ -964,6 +1006,7 @@
       </w:pPr>
       <w:r>
         <w:rPr>
+          <w:bCs/>
           <w:b/>
         </w:rPr>
         <w:t xml:space="preserve">Cross-strand status:</w:t>
@@ -999,6 +1042,7 @@
       </w:pPr>
       <w:r>
         <w:rPr>
+          <w:bCs/>
           <w:b/>
         </w:rPr>
         <w:t xml:space="preserve">Brief description:</w:t>
@@ -1026,6 +1070,7 @@
       </w:r>
       <w:r>
         <w:rPr>
+          <w:iCs/>
           <w:i/>
         </w:rPr>
         <w:t xml:space="preserve">Martyrdom of Polycarp</w:t>
@@ -1041,6 +1086,7 @@
       </w:r>
       <w:r>
         <w:rPr>
+          <w:iCs/>
           <w:i/>
         </w:rPr>
         <w:t xml:space="preserve">dies natalis</w:t>
@@ -1055,6 +1101,7 @@
       </w:pPr>
       <w:r>
         <w:rPr>
+          <w:bCs/>
           <w:b/>
         </w:rPr>
         <w:t xml:space="preserve">Grounding:</w:t>
@@ -1073,15 +1120,15 @@
         </w:pict>
       </w:r>
     </w:p>
+    <w:bookmarkEnd w:id="23"/>
+    <w:bookmarkStart w:id="24" w:name="tensional-gravities"/>
     <w:p>
       <w:pPr>
         <w:pStyle w:val="Heading3"/>
       </w:pPr>
-      <w:bookmarkStart w:id="26" w:name="tensional-gravities"/>
       <w:r>
         <w:t xml:space="preserve">Tensional Gravities</w:t>
       </w:r>
-      <w:bookmarkEnd w:id="26"/>
     </w:p>
     <w:p>
       <w:r>
@@ -1096,6 +1143,7 @@
       </w:pPr>
       <w:r>
         <w:rPr>
+          <w:bCs/>
           <w:b/>
         </w:rPr>
         <w:t xml:space="preserve">Gravity name:</w:t>
@@ -1113,6 +1161,7 @@
       </w:pPr>
       <w:r>
         <w:rPr>
+          <w:bCs/>
           <w:b/>
         </w:rPr>
         <w:t xml:space="preserve">Gravity type:</w:t>
@@ -1130,6 +1179,7 @@
       </w:pPr>
       <w:r>
         <w:rPr>
+          <w:bCs/>
           <w:b/>
         </w:rPr>
         <w:t xml:space="preserve">Confidence:</w:t>
@@ -1147,6 +1197,7 @@
       </w:pPr>
       <w:r>
         <w:rPr>
+          <w:bCs/>
           <w:b/>
         </w:rPr>
         <w:t xml:space="preserve">Cross-strand status:</w:t>
@@ -1164,6 +1215,7 @@
       </w:pPr>
       <w:r>
         <w:rPr>
+          <w:bCs/>
           <w:b/>
         </w:rPr>
         <w:t xml:space="preserve">Brief description:</w:t>
@@ -1181,6 +1233,7 @@
       </w:pPr>
       <w:r>
         <w:rPr>
+          <w:bCs/>
           <w:b/>
         </w:rPr>
         <w:t xml:space="preserve">Grounding:</w:t>
@@ -1205,6 +1258,7 @@
       </w:pPr>
       <w:r>
         <w:rPr>
+          <w:bCs/>
           <w:b/>
         </w:rPr>
         <w:t xml:space="preserve">Note on G06 (did not reach gravity status):</w:t>
@@ -1217,6 +1271,7 @@
       </w:r>
       <w:r>
         <w:rPr>
+          <w:iCs/>
           <w:i/>
         </w:rPr>
         <w:t xml:space="preserve">oikos</w:t>
@@ -1229,6 +1284,7 @@
       </w:r>
       <w:r>
         <w:rPr>
+          <w:iCs/>
           <w:i/>
         </w:rPr>
         <w:t xml:space="preserve">oikos</w:t>
@@ -1247,25 +1303,25 @@
         </w:pict>
       </w:r>
     </w:p>
+    <w:bookmarkEnd w:id="24"/>
+    <w:bookmarkEnd w:id="25"/>
+    <w:bookmarkStart w:id="31" w:name="section-3-formation-logic"/>
     <w:p>
       <w:pPr>
         <w:pStyle w:val="Heading2"/>
       </w:pPr>
-      <w:bookmarkStart w:id="27" w:name="section-3-formation-logic"/>
       <w:r>
         <w:t xml:space="preserve">Section 3 — Formation Logic</w:t>
       </w:r>
-      <w:bookmarkEnd w:id="27"/>
-    </w:p>
+    </w:p>
+    <w:bookmarkStart w:id="26" w:name="the-fundamental-aim-of-formation"/>
     <w:p>
       <w:pPr>
         <w:pStyle w:val="Heading3"/>
       </w:pPr>
-      <w:bookmarkStart w:id="28" w:name="the-fundamental-aim-of-formation"/>
       <w:r>
         <w:t xml:space="preserve">The Fundamental Aim of Formation</w:t>
       </w:r>
-      <w:bookmarkEnd w:id="28"/>
     </w:p>
     <w:p>
       <w:pPr>
@@ -1293,15 +1349,15 @@
         <w:t xml:space="preserve">(1 Clement’s own opening address), not as a rival or an error to correct.</w:t>
       </w:r>
     </w:p>
+    <w:bookmarkEnd w:id="26"/>
+    <w:bookmarkStart w:id="27" w:name="the-formation-mechanism"/>
     <w:p>
       <w:pPr>
         <w:pStyle w:val="Heading3"/>
       </w:pPr>
-      <w:bookmarkStart w:id="29" w:name="the-formation-mechanism"/>
       <w:r>
         <w:t xml:space="preserve">The Formation Mechanism</w:t>
       </w:r>
-      <w:bookmarkEnd w:id="29"/>
     </w:p>
     <w:p>
       <w:pPr>
@@ -1315,6 +1371,7 @@
       </w:r>
       <w:r>
         <w:rPr>
+          <w:iCs/>
           <w:i/>
         </w:rPr>
         <w:t xml:space="preserve">ekklesia</w:t>
@@ -1326,15 +1383,15 @@
         <w:t xml:space="preserve">rarely encountered the wider movement’s teaching directly; they encountered it as a specific writer had already shaped it, in response to a specific, local argument. The eucharist (G07) did the parallel work ritually — repeated, re-forming, and, in Strand A specifically, simultaneously an authority-claim and a boundary-claim in the same act. Two Ways catechesis supplied the entry-point moral logic, but this world’s ongoing, adult formation ran through letters and liturgy — this world explicitly lacked any formal teaching institution of the kind that would define the next world in this sequence’s own formation logic just past this world’s own close.</w:t>
       </w:r>
     </w:p>
+    <w:bookmarkEnd w:id="27"/>
+    <w:bookmarkStart w:id="28" w:name="the-formation-arc"/>
     <w:p>
       <w:pPr>
         <w:pStyle w:val="Heading3"/>
       </w:pPr>
-      <w:bookmarkStart w:id="30" w:name="the-formation-arc"/>
       <w:r>
         <w:t xml:space="preserve">The Formation Arc</w:t>
       </w:r>
-      <w:bookmarkEnd w:id="30"/>
     </w:p>
     <w:p>
       <w:pPr>
@@ -1348,6 +1405,7 @@
       </w:r>
       <w:r>
         <w:rPr>
+          <w:iCs/>
           <w:i/>
         </w:rPr>
         <w:t xml:space="preserve">ekklesia</w:t>
@@ -1356,15 +1414,15 @@
         <w:t xml:space="preserve">’s own already-argued answer to the authority question → ongoing re-formation through repeated eucharistic gathering and reception of translocal correspondence → for a minority, direct testing through state exposure, met in Strand A with an intensified, martyrdom-oriented formation logic modeled on one bishop’s own self-presentation. No settled terminal stage is evidenced anywhere in this world’s own record. Arguing was not a stage on the way to settling; for this world’s own lifetime, arguing was the whole shape of formation.</w:t>
       </w:r>
     </w:p>
+    <w:bookmarkEnd w:id="28"/>
+    <w:bookmarkStart w:id="29" w:name="cross-strand-formation-logic"/>
     <w:p>
       <w:pPr>
         <w:pStyle w:val="Heading3"/>
       </w:pPr>
-      <w:bookmarkStart w:id="31" w:name="cross-strand-formation-logic"/>
       <w:r>
         <w:t xml:space="preserve">Cross-Strand Formation Logic</w:t>
       </w:r>
-      <w:bookmarkEnd w:id="31"/>
     </w:p>
     <w:p>
       <w:pPr>
@@ -1374,15 +1432,15 @@
         <w:t xml:space="preserve">The shared underlying logic — argue rather than inherit — runs through both strands even though its specific content diverges sharply. Strand A argues its way toward a single office and treats the doctrinal/bodily boundary as the sharper front; Strand B argues its way toward a plural college and treats post-baptismal mercy as the sharper front. Neither strand’s argued, not-yet-settled character is itself in question; only the content each strand is arguing toward differs. This shared logic is this world’s irreducible core; strand variation illuminates it rather than fragmenting it.</w:t>
       </w:r>
     </w:p>
+    <w:bookmarkEnd w:id="29"/>
+    <w:bookmarkStart w:id="30" w:name="Xba942f13e83e99bceb45725a7a3282b0c966dd1"/>
     <w:p>
       <w:pPr>
         <w:pStyle w:val="Heading3"/>
       </w:pPr>
-      <w:bookmarkStart w:id="32" w:name="Xba942f13e83e99bceb45725a7a3282b0c966dd1"/>
       <w:r>
         <w:t xml:space="preserve">Formation Logic and the Confirmed Gravities</w:t>
       </w:r>
-      <w:bookmarkEnd w:id="32"/>
     </w:p>
     <w:p>
       <w:pPr>
@@ -1416,6 +1474,7 @@
       </w:pPr>
       <w:r>
         <w:rPr>
+          <w:bCs/>
           <w:b/>
         </w:rPr>
         <w:t xml:space="preserve">A distinction carried forward from Doc_07 §2E, tightened at Step 9 Validation &amp; Testing (2026-07-08):</w:t>
@@ -1472,25 +1531,25 @@
         </w:pict>
       </w:r>
     </w:p>
+    <w:bookmarkEnd w:id="30"/>
+    <w:bookmarkEnd w:id="31"/>
+    <w:bookmarkStart w:id="36" w:name="section-4-ecological-summary"/>
     <w:p>
       <w:pPr>
         <w:pStyle w:val="Heading2"/>
       </w:pPr>
-      <w:bookmarkStart w:id="33" w:name="section-4-ecological-summary"/>
       <w:r>
         <w:t xml:space="preserve">Section 4 — Ecological Summary</w:t>
       </w:r>
-      <w:bookmarkEnd w:id="33"/>
-    </w:p>
+    </w:p>
+    <w:bookmarkStart w:id="32" w:name="a-emotional-texture"/>
     <w:p>
       <w:pPr>
         <w:pStyle w:val="Heading3"/>
       </w:pPr>
-      <w:bookmarkStart w:id="34" w:name="a-emotional-texture"/>
       <w:r>
         <w:t xml:space="preserve">4A — Emotional Texture</w:t>
       </w:r>
-      <w:bookmarkEnd w:id="34"/>
     </w:p>
     <w:p>
       <w:pPr>
@@ -1512,6 +1571,7 @@
       </w:r>
       <w:r>
         <w:rPr>
+          <w:iCs/>
           <w:i/>
         </w:rPr>
         <w:t xml:space="preserve">ekklesia</w:t>
@@ -1527,6 +1587,7 @@
       </w:r>
       <w:r>
         <w:rPr>
+          <w:iCs/>
           <w:i/>
         </w:rPr>
         <w:t xml:space="preserve">ekklesia</w:t>
@@ -1538,15 +1599,15 @@
         <w:t xml:space="preserve">a member belonged to was larger than the room. The emotional arc runs from Two Ways catechesis through baptism into recurring eucharistic re-formation and, for a minority, state exposure — with no settled terminal emotional state ever evidenced. One shared external condition (state pressure, G03) produced two structurally parallel but substantively different economies of fear and hope by strand: the exposure is shared; the danger it becomes is strand-specific.</w:t>
       </w:r>
     </w:p>
+    <w:bookmarkEnd w:id="32"/>
+    <w:bookmarkStart w:id="33" w:name="b-philosophical-ecology"/>
     <w:p>
       <w:pPr>
         <w:pStyle w:val="Heading3"/>
       </w:pPr>
-      <w:bookmarkStart w:id="35" w:name="b-philosophical-ecology"/>
       <w:r>
         <w:t xml:space="preserve">4B — Philosophical Ecology</w:t>
       </w:r>
-      <w:bookmarkEnd w:id="35"/>
     </w:p>
     <w:p>
       <w:pPr>
@@ -1579,15 +1640,15 @@
         <w:t xml:space="preserve">Institutional unsettledness (Section 4C below) and emotional unsettledness (4A above) are not two separate facts about this world but the same underlying philosophical commitment expressed twice.</w:t>
       </w:r>
     </w:p>
+    <w:bookmarkEnd w:id="33"/>
+    <w:bookmarkStart w:id="34" w:name="c-authority-structures"/>
     <w:p>
       <w:pPr>
         <w:pStyle w:val="Heading3"/>
       </w:pPr>
-      <w:bookmarkStart w:id="36" w:name="c-authority-structures"/>
       <w:r>
         <w:t xml:space="preserve">4C — Authority Structures</w:t>
       </w:r>
-      <w:bookmarkEnd w:id="36"/>
     </w:p>
     <w:p>
       <w:pPr>
@@ -1641,15 +1702,15 @@
         <w:t xml:space="preserve">This tension is held, not resolved, in this world’s own record. In Strand A, obedience to the bishop is experienced as the very shape of unity and is fused with the eucharist — an inseparably worshipful and belonging-defining act. Both strands answer the identical underlying question — how to secure continuity once eyewitnesses are gone — with structurally parallel but substantively opposite claims.</w:t>
       </w:r>
     </w:p>
+    <w:bookmarkEnd w:id="34"/>
+    <w:bookmarkStart w:id="35" w:name="d-boundary-structures"/>
     <w:p>
       <w:pPr>
         <w:pStyle w:val="Heading3"/>
       </w:pPr>
-      <w:bookmarkStart w:id="37" w:name="d-boundary-structures"/>
       <w:r>
         <w:t xml:space="preserve">4D — Boundary Structures</w:t>
       </w:r>
-      <w:bookmarkEnd w:id="37"/>
     </w:p>
     <w:p>
       <w:pPr>
@@ -1736,15 +1797,16 @@
         </w:pict>
       </w:r>
     </w:p>
+    <w:bookmarkEnd w:id="35"/>
+    <w:bookmarkEnd w:id="36"/>
+    <w:bookmarkStart w:id="37" w:name="section-5-forces-summary"/>
     <w:p>
       <w:pPr>
         <w:pStyle w:val="Heading2"/>
       </w:pPr>
-      <w:bookmarkStart w:id="38" w:name="section-5-forces-summary"/>
       <w:r>
         <w:t xml:space="preserve">Section 5 — Forces Summary</w:t>
       </w:r>
-      <w:bookmarkEnd w:id="38"/>
     </w:p>
     <w:p>
       <w:pPr>
@@ -1752,6 +1814,7 @@
       </w:pPr>
       <w:r>
         <w:rPr>
+          <w:bCs/>
           <w:b/>
         </w:rPr>
         <w:t xml:space="preserve">Force:</w:t>
@@ -1769,6 +1832,7 @@
       </w:pPr>
       <w:r>
         <w:rPr>
+          <w:bCs/>
           <w:b/>
         </w:rPr>
         <w:t xml:space="preserve">Cell:</w:t>
@@ -1786,6 +1850,7 @@
       </w:pPr>
       <w:r>
         <w:rPr>
+          <w:bCs/>
           <w:b/>
         </w:rPr>
         <w:t xml:space="preserve">Formation impact (Layer 3):</w:t>
@@ -1803,6 +1868,7 @@
       </w:pPr>
       <w:r>
         <w:rPr>
+          <w:bCs/>
           <w:b/>
         </w:rPr>
         <w:t xml:space="preserve">Gravity connection:</w:t>
@@ -1820,6 +1886,7 @@
       </w:pPr>
       <w:r>
         <w:rPr>
+          <w:bCs/>
           <w:b/>
         </w:rPr>
         <w:t xml:space="preserve">Confidence (Layer 1):</w:t>
@@ -1844,6 +1911,7 @@
       </w:pPr>
       <w:r>
         <w:rPr>
+          <w:bCs/>
           <w:b/>
         </w:rPr>
         <w:t xml:space="preserve">Force:</w:t>
@@ -1861,6 +1929,7 @@
       </w:pPr>
       <w:r>
         <w:rPr>
+          <w:bCs/>
           <w:b/>
         </w:rPr>
         <w:t xml:space="preserve">Cell:</w:t>
@@ -1878,6 +1947,7 @@
       </w:pPr>
       <w:r>
         <w:rPr>
+          <w:bCs/>
           <w:b/>
         </w:rPr>
         <w:t xml:space="preserve">Formation impact (Layer 3):</w:t>
@@ -1913,6 +1983,7 @@
       </w:pPr>
       <w:r>
         <w:rPr>
+          <w:bCs/>
           <w:b/>
         </w:rPr>
         <w:t xml:space="preserve">Gravity connection:</w:t>
@@ -1930,6 +2001,7 @@
       </w:pPr>
       <w:r>
         <w:rPr>
+          <w:bCs/>
           <w:b/>
         </w:rPr>
         <w:t xml:space="preserve">Confidence (Layer 1):</w:t>
@@ -1954,6 +2026,7 @@
       </w:pPr>
       <w:r>
         <w:rPr>
+          <w:bCs/>
           <w:b/>
         </w:rPr>
         <w:t xml:space="preserve">Force:</w:t>
@@ -1971,6 +2044,7 @@
       </w:pPr>
       <w:r>
         <w:rPr>
+          <w:bCs/>
           <w:b/>
         </w:rPr>
         <w:t xml:space="preserve">Cell:</w:t>
@@ -1988,6 +2062,7 @@
       </w:pPr>
       <w:r>
         <w:rPr>
+          <w:bCs/>
           <w:b/>
         </w:rPr>
         <w:t xml:space="preserve">Formation impact (Layer 3):</w:t>
@@ -2005,6 +2080,7 @@
       </w:pPr>
       <w:r>
         <w:rPr>
+          <w:bCs/>
           <w:b/>
         </w:rPr>
         <w:t xml:space="preserve">Gravity connection:</w:t>
@@ -2022,6 +2098,7 @@
       </w:pPr>
       <w:r>
         <w:rPr>
+          <w:bCs/>
           <w:b/>
         </w:rPr>
         <w:t xml:space="preserve">Confidence (Layer 1):</w:t>
@@ -2046,6 +2123,7 @@
       </w:pPr>
       <w:r>
         <w:rPr>
+          <w:bCs/>
           <w:b/>
         </w:rPr>
         <w:t xml:space="preserve">Force:</w:t>
@@ -2063,6 +2141,7 @@
       </w:pPr>
       <w:r>
         <w:rPr>
+          <w:bCs/>
           <w:b/>
         </w:rPr>
         <w:t xml:space="preserve">Cell:</w:t>
@@ -2080,6 +2159,7 @@
       </w:pPr>
       <w:r>
         <w:rPr>
+          <w:bCs/>
           <w:b/>
         </w:rPr>
         <w:t xml:space="preserve">Formation impact (Layer 3):</w:t>
@@ -2097,6 +2177,7 @@
       </w:pPr>
       <w:r>
         <w:rPr>
+          <w:bCs/>
           <w:b/>
         </w:rPr>
         <w:t xml:space="preserve">Gravity connection:</w:t>
@@ -2114,6 +2195,7 @@
       </w:pPr>
       <w:r>
         <w:rPr>
+          <w:bCs/>
           <w:b/>
         </w:rPr>
         <w:t xml:space="preserve">Confidence (Layer 1):</w:t>
@@ -2138,6 +2220,7 @@
       </w:pPr>
       <w:r>
         <w:rPr>
+          <w:bCs/>
           <w:b/>
         </w:rPr>
         <w:t xml:space="preserve">Force:</w:t>
@@ -2155,6 +2238,7 @@
       </w:pPr>
       <w:r>
         <w:rPr>
+          <w:bCs/>
           <w:b/>
         </w:rPr>
         <w:t xml:space="preserve">Cell:</w:t>
@@ -2172,6 +2256,7 @@
       </w:pPr>
       <w:r>
         <w:rPr>
+          <w:bCs/>
           <w:b/>
         </w:rPr>
         <w:t xml:space="preserve">Formation impact (Layer 3):</w:t>
@@ -2189,6 +2274,7 @@
       </w:pPr>
       <w:r>
         <w:rPr>
+          <w:bCs/>
           <w:b/>
         </w:rPr>
         <w:t xml:space="preserve">Gravity connection:</w:t>
@@ -2206,6 +2292,7 @@
       </w:pPr>
       <w:r>
         <w:rPr>
+          <w:bCs/>
           <w:b/>
         </w:rPr>
         <w:t xml:space="preserve">Confidence (Layer 1):</w:t>
@@ -2230,6 +2317,7 @@
       </w:pPr>
       <w:r>
         <w:rPr>
+          <w:bCs/>
           <w:b/>
         </w:rPr>
         <w:t xml:space="preserve">Force:</w:t>
@@ -2247,6 +2335,7 @@
       </w:pPr>
       <w:r>
         <w:rPr>
+          <w:bCs/>
           <w:b/>
         </w:rPr>
         <w:t xml:space="preserve">Cell:</w:t>
@@ -2264,6 +2353,7 @@
       </w:pPr>
       <w:r>
         <w:rPr>
+          <w:bCs/>
           <w:b/>
         </w:rPr>
         <w:t xml:space="preserve">Formation impact (Layer 3):</w:t>
@@ -2281,6 +2371,7 @@
       </w:pPr>
       <w:r>
         <w:rPr>
+          <w:bCs/>
           <w:b/>
         </w:rPr>
         <w:t xml:space="preserve">Gravity connection:</w:t>
@@ -2298,6 +2389,7 @@
       </w:pPr>
       <w:r>
         <w:rPr>
+          <w:bCs/>
           <w:b/>
         </w:rPr>
         <w:t xml:space="preserve">Confidence (Layer 1):</w:t>
@@ -2322,6 +2414,7 @@
       </w:pPr>
       <w:r>
         <w:rPr>
+          <w:bCs/>
           <w:b/>
         </w:rPr>
         <w:t xml:space="preserve">Force:</w:t>
@@ -2339,6 +2432,7 @@
       </w:pPr>
       <w:r>
         <w:rPr>
+          <w:bCs/>
           <w:b/>
         </w:rPr>
         <w:t xml:space="preserve">Cell:</w:t>
@@ -2356,6 +2450,7 @@
       </w:pPr>
       <w:r>
         <w:rPr>
+          <w:bCs/>
           <w:b/>
         </w:rPr>
         <w:t xml:space="preserve">Formation impact (Layer 3):</w:t>
@@ -2371,6 +2466,7 @@
       </w:r>
       <w:r>
         <w:rPr>
+          <w:iCs/>
           <w:i/>
         </w:rPr>
         <w:t xml:space="preserve">dies natalis</w:t>
@@ -2388,6 +2484,7 @@
       </w:pPr>
       <w:r>
         <w:rPr>
+          <w:bCs/>
           <w:b/>
         </w:rPr>
         <w:t xml:space="preserve">Gravity connection:</w:t>
@@ -2405,6 +2502,7 @@
       </w:pPr>
       <w:r>
         <w:rPr>
+          <w:bCs/>
           <w:b/>
         </w:rPr>
         <w:t xml:space="preserve">Confidence (Layer 1):</w:t>
@@ -2429,6 +2527,7 @@
       </w:pPr>
       <w:r>
         <w:rPr>
+          <w:bCs/>
           <w:b/>
         </w:rPr>
         <w:t xml:space="preserve">Force:</w:t>
@@ -2446,6 +2545,7 @@
       </w:pPr>
       <w:r>
         <w:rPr>
+          <w:bCs/>
           <w:b/>
         </w:rPr>
         <w:t xml:space="preserve">Cell:</w:t>
@@ -2463,6 +2563,7 @@
       </w:pPr>
       <w:r>
         <w:rPr>
+          <w:bCs/>
           <w:b/>
         </w:rPr>
         <w:t xml:space="preserve">Formation impact (Layer 3):</w:t>
@@ -2480,6 +2581,7 @@
       </w:pPr>
       <w:r>
         <w:rPr>
+          <w:bCs/>
           <w:b/>
         </w:rPr>
         <w:t xml:space="preserve">Gravity connection:</w:t>
@@ -2497,6 +2599,7 @@
       </w:pPr>
       <w:r>
         <w:rPr>
+          <w:bCs/>
           <w:b/>
         </w:rPr>
         <w:t xml:space="preserve">Confidence (Layer 1):</w:t>
@@ -2521,6 +2624,7 @@
       </w:pPr>
       <w:r>
         <w:rPr>
+          <w:bCs/>
           <w:b/>
         </w:rPr>
         <w:t xml:space="preserve">Force:</w:t>
@@ -2538,6 +2642,7 @@
       </w:pPr>
       <w:r>
         <w:rPr>
+          <w:bCs/>
           <w:b/>
         </w:rPr>
         <w:t xml:space="preserve">Cell:</w:t>
@@ -2555,6 +2660,7 @@
       </w:pPr>
       <w:r>
         <w:rPr>
+          <w:bCs/>
           <w:b/>
         </w:rPr>
         <w:t xml:space="preserve">Formation impact (Layer 3):</w:t>
@@ -2572,6 +2678,7 @@
       </w:pPr>
       <w:r>
         <w:rPr>
+          <w:bCs/>
           <w:b/>
         </w:rPr>
         <w:t xml:space="preserve">Gravity connection:</w:t>
@@ -2589,6 +2696,7 @@
       </w:pPr>
       <w:r>
         <w:rPr>
+          <w:bCs/>
           <w:b/>
         </w:rPr>
         <w:t xml:space="preserve">Confidence (Layer 1):</w:t>
@@ -2631,6 +2739,7 @@
       </w:pPr>
       <w:r>
         <w:rPr>
+          <w:bCs/>
           <w:b/>
         </w:rPr>
         <w:t xml:space="preserve">Force:</w:t>
@@ -2648,6 +2757,7 @@
       </w:pPr>
       <w:r>
         <w:rPr>
+          <w:bCs/>
           <w:b/>
         </w:rPr>
         <w:t xml:space="preserve">Cell:</w:t>
@@ -2665,6 +2775,7 @@
       </w:pPr>
       <w:r>
         <w:rPr>
+          <w:bCs/>
           <w:b/>
         </w:rPr>
         <w:t xml:space="preserve">Formation impact (Layer 3):</w:t>
@@ -2682,6 +2793,7 @@
       </w:pPr>
       <w:r>
         <w:rPr>
+          <w:bCs/>
           <w:b/>
         </w:rPr>
         <w:t xml:space="preserve">Gravity connection:</w:t>
@@ -2699,6 +2811,7 @@
       </w:pPr>
       <w:r>
         <w:rPr>
+          <w:bCs/>
           <w:b/>
         </w:rPr>
         <w:t xml:space="preserve">Confidence (Layer 1):</w:t>
@@ -2723,6 +2836,7 @@
       </w:pPr>
       <w:r>
         <w:rPr>
+          <w:bCs/>
           <w:b/>
         </w:rPr>
         <w:t xml:space="preserve">Force:</w:t>
@@ -2740,6 +2854,7 @@
       </w:pPr>
       <w:r>
         <w:rPr>
+          <w:bCs/>
           <w:b/>
         </w:rPr>
         <w:t xml:space="preserve">Cell:</w:t>
@@ -2757,6 +2872,7 @@
       </w:pPr>
       <w:r>
         <w:rPr>
+          <w:bCs/>
           <w:b/>
         </w:rPr>
         <w:t xml:space="preserve">Formation impact (Layer 3):</w:t>
@@ -2774,6 +2890,7 @@
       </w:pPr>
       <w:r>
         <w:rPr>
+          <w:bCs/>
           <w:b/>
         </w:rPr>
         <w:t xml:space="preserve">Gravity connection:</w:t>
@@ -2791,6 +2908,7 @@
       </w:pPr>
       <w:r>
         <w:rPr>
+          <w:bCs/>
           <w:b/>
         </w:rPr>
         <w:t xml:space="preserve">Confidence (Layer 1):</w:t>
@@ -2815,6 +2933,7 @@
       </w:pPr>
       <w:r>
         <w:rPr>
+          <w:bCs/>
           <w:b/>
         </w:rPr>
         <w:t xml:space="preserve">Force:</w:t>
@@ -2832,6 +2951,7 @@
       </w:pPr>
       <w:r>
         <w:rPr>
+          <w:bCs/>
           <w:b/>
         </w:rPr>
         <w:t xml:space="preserve">Cell:</w:t>
@@ -2849,6 +2969,7 @@
       </w:pPr>
       <w:r>
         <w:rPr>
+          <w:bCs/>
           <w:b/>
         </w:rPr>
         <w:t xml:space="preserve">Formation impact (Layer 3):</w:t>
@@ -2866,6 +2987,7 @@
       </w:pPr>
       <w:r>
         <w:rPr>
+          <w:bCs/>
           <w:b/>
         </w:rPr>
         <w:t xml:space="preserve">Gravity connection:</w:t>
@@ -2883,6 +3005,7 @@
       </w:pPr>
       <w:r>
         <w:rPr>
+          <w:bCs/>
           <w:b/>
         </w:rPr>
         <w:t xml:space="preserve">Confidence (Layer 1):</w:t>
@@ -2901,15 +3024,15 @@
         </w:pict>
       </w:r>
     </w:p>
+    <w:bookmarkEnd w:id="37"/>
+    <w:bookmarkStart w:id="38" w:name="section-6-primary-vocabulary"/>
     <w:p>
       <w:pPr>
         <w:pStyle w:val="Heading2"/>
       </w:pPr>
-      <w:bookmarkStart w:id="39" w:name="section-6-primary-vocabulary"/>
       <w:r>
         <w:t xml:space="preserve">Section 6 — Primary Vocabulary</w:t>
       </w:r>
-      <w:bookmarkEnd w:id="39"/>
     </w:p>
     <w:p>
       <w:pPr>
@@ -2932,6 +3055,7 @@
       </w:pPr>
       <w:r>
         <w:rPr>
+          <w:bCs/>
           <w:b/>
         </w:rPr>
         <w:t xml:space="preserve">Term:</w:t>
@@ -2944,6 +3068,7 @@
       </w:r>
       <w:r>
         <w:rPr>
+          <w:iCs/>
           <w:i/>
         </w:rPr>
         <w:t xml:space="preserve">episkopos</w:t>
@@ -2958,6 +3083,7 @@
       </w:pPr>
       <w:r>
         <w:rPr>
+          <w:bCs/>
           <w:b/>
         </w:rPr>
         <w:t xml:space="preserve">Tags:</w:t>
@@ -2975,6 +3101,7 @@
       </w:pPr>
       <w:r>
         <w:rPr>
+          <w:bCs/>
           <w:b/>
         </w:rPr>
         <w:t xml:space="preserve">Always-present:</w:t>
@@ -2992,6 +3119,7 @@
       </w:pPr>
       <w:r>
         <w:rPr>
+          <w:bCs/>
           <w:b/>
         </w:rPr>
         <w:t xml:space="preserve">Brief characterization:</w:t>
@@ -3009,6 +3137,7 @@
       </w:pPr>
       <w:r>
         <w:rPr>
+          <w:bCs/>
           <w:b/>
         </w:rPr>
         <w:t xml:space="preserve">Distortion risk note:</w:t>
@@ -3051,6 +3180,7 @@
       </w:pPr>
       <w:r>
         <w:rPr>
+          <w:bCs/>
           <w:b/>
         </w:rPr>
         <w:t xml:space="preserve">Term:</w:t>
@@ -3063,6 +3193,7 @@
       </w:r>
       <w:r>
         <w:rPr>
+          <w:iCs/>
           <w:i/>
         </w:rPr>
         <w:t xml:space="preserve">presbyteros</w:t>
@@ -3077,6 +3208,7 @@
       </w:pPr>
       <w:r>
         <w:rPr>
+          <w:bCs/>
           <w:b/>
         </w:rPr>
         <w:t xml:space="preserve">Tags:</w:t>
@@ -3094,6 +3226,7 @@
       </w:pPr>
       <w:r>
         <w:rPr>
+          <w:bCs/>
           <w:b/>
         </w:rPr>
         <w:t xml:space="preserve">Always-present:</w:t>
@@ -3111,6 +3244,7 @@
       </w:pPr>
       <w:r>
         <w:rPr>
+          <w:bCs/>
           <w:b/>
         </w:rPr>
         <w:t xml:space="preserve">Brief characterization:</w:t>
@@ -3128,6 +3262,7 @@
       </w:pPr>
       <w:r>
         <w:rPr>
+          <w:bCs/>
           <w:b/>
         </w:rPr>
         <w:t xml:space="preserve">Distortion risk note:</w:t>
@@ -3206,6 +3341,7 @@
       </w:pPr>
       <w:r>
         <w:rPr>
+          <w:bCs/>
           <w:b/>
         </w:rPr>
         <w:t xml:space="preserve">Term:</w:t>
@@ -3218,6 +3354,7 @@
       </w:r>
       <w:r>
         <w:rPr>
+          <w:iCs/>
           <w:i/>
         </w:rPr>
         <w:t xml:space="preserve">ekklesia</w:t>
@@ -3232,6 +3369,7 @@
       </w:pPr>
       <w:r>
         <w:rPr>
+          <w:bCs/>
           <w:b/>
         </w:rPr>
         <w:t xml:space="preserve">Tags:</w:t>
@@ -3249,6 +3387,7 @@
       </w:pPr>
       <w:r>
         <w:rPr>
+          <w:bCs/>
           <w:b/>
         </w:rPr>
         <w:t xml:space="preserve">Always-present:</w:t>
@@ -3266,6 +3405,7 @@
       </w:pPr>
       <w:r>
         <w:rPr>
+          <w:bCs/>
           <w:b/>
         </w:rPr>
         <w:t xml:space="preserve">Brief characterization:</w:t>
@@ -3301,6 +3441,7 @@
       </w:pPr>
       <w:r>
         <w:rPr>
+          <w:bCs/>
           <w:b/>
         </w:rPr>
         <w:t xml:space="preserve">Distortion risk note:</w:t>
@@ -3325,6 +3466,7 @@
       </w:pPr>
       <w:r>
         <w:rPr>
+          <w:bCs/>
           <w:b/>
         </w:rPr>
         <w:t xml:space="preserve">Term:</w:t>
@@ -3337,6 +3479,7 @@
       </w:r>
       <w:r>
         <w:rPr>
+          <w:iCs/>
           <w:i/>
         </w:rPr>
         <w:t xml:space="preserve">eucharistia</w:t>
@@ -3351,6 +3494,7 @@
       </w:pPr>
       <w:r>
         <w:rPr>
+          <w:bCs/>
           <w:b/>
         </w:rPr>
         <w:t xml:space="preserve">Tags:</w:t>
@@ -3368,6 +3512,7 @@
       </w:pPr>
       <w:r>
         <w:rPr>
+          <w:bCs/>
           <w:b/>
         </w:rPr>
         <w:t xml:space="preserve">Always-present:</w:t>
@@ -3385,6 +3530,7 @@
       </w:pPr>
       <w:r>
         <w:rPr>
+          <w:bCs/>
           <w:b/>
         </w:rPr>
         <w:t xml:space="preserve">Brief characterization:</w:t>
@@ -3402,6 +3548,7 @@
       </w:pPr>
       <w:r>
         <w:rPr>
+          <w:bCs/>
           <w:b/>
         </w:rPr>
         <w:t xml:space="preserve">Distortion risk note:</w:t>
@@ -3438,15 +3585,15 @@
         </w:pict>
       </w:r>
     </w:p>
+    <w:bookmarkEnd w:id="38"/>
+    <w:bookmarkStart w:id="39" w:name="section-7-the-worlds-tensions"/>
     <w:p>
       <w:pPr>
         <w:pStyle w:val="Heading2"/>
       </w:pPr>
-      <w:bookmarkStart w:id="40" w:name="section-7-the-worlds-tensions"/>
       <w:r>
         <w:t xml:space="preserve">Section 7 — The World’s Tensions</w:t>
       </w:r>
-      <w:bookmarkEnd w:id="40"/>
     </w:p>
     <w:p>
       <w:r>
@@ -3461,6 +3608,7 @@
       </w:pPr>
       <w:r>
         <w:rPr>
+          <w:bCs/>
           <w:b/>
         </w:rPr>
         <w:t xml:space="preserve">Tension:</w:t>
@@ -3478,6 +3626,7 @@
       </w:pPr>
       <w:r>
         <w:rPr>
+          <w:bCs/>
           <w:b/>
         </w:rPr>
         <w:t xml:space="preserve">Nature:</w:t>
@@ -3495,6 +3644,7 @@
       </w:pPr>
       <w:r>
         <w:rPr>
+          <w:bCs/>
           <w:b/>
         </w:rPr>
         <w:t xml:space="preserve">Cross-strand status:</w:t>
@@ -3512,6 +3662,7 @@
       </w:pPr>
       <w:r>
         <w:rPr>
+          <w:bCs/>
           <w:b/>
         </w:rPr>
         <w:t xml:space="preserve">How the world held it:</w:t>
@@ -3529,6 +3680,7 @@
       </w:pPr>
       <w:r>
         <w:rPr>
+          <w:bCs/>
           <w:b/>
         </w:rPr>
         <w:t xml:space="preserve">Formation significance:</w:t>
@@ -3553,6 +3705,7 @@
       </w:pPr>
       <w:r>
         <w:rPr>
+          <w:bCs/>
           <w:b/>
         </w:rPr>
         <w:t xml:space="preserve">Tension:</w:t>
@@ -3570,6 +3723,7 @@
       </w:pPr>
       <w:r>
         <w:rPr>
+          <w:bCs/>
           <w:b/>
         </w:rPr>
         <w:t xml:space="preserve">Nature:</w:t>
@@ -3587,6 +3741,7 @@
       </w:pPr>
       <w:r>
         <w:rPr>
+          <w:bCs/>
           <w:b/>
         </w:rPr>
         <w:t xml:space="preserve">Cross-strand status:</w:t>
@@ -3616,6 +3771,7 @@
       </w:pPr>
       <w:r>
         <w:rPr>
+          <w:bCs/>
           <w:b/>
         </w:rPr>
         <w:t xml:space="preserve">How the world held it:</w:t>
@@ -3631,6 +3787,7 @@
       </w:r>
       <w:r>
         <w:rPr>
+          <w:iCs/>
           <w:i/>
         </w:rPr>
         <w:t xml:space="preserve">ekklesiai</w:t>
@@ -3645,6 +3802,7 @@
       </w:pPr>
       <w:r>
         <w:rPr>
+          <w:bCs/>
           <w:b/>
         </w:rPr>
         <w:t xml:space="preserve">Formation significance:</w:t>
@@ -3660,6 +3818,7 @@
       </w:r>
       <w:r>
         <w:rPr>
+          <w:iCs/>
           <w:i/>
         </w:rPr>
         <w:t xml:space="preserve">ekklesia</w:t>
@@ -3699,6 +3858,7 @@
       </w:pPr>
       <w:r>
         <w:rPr>
+          <w:bCs/>
           <w:b/>
         </w:rPr>
         <w:t xml:space="preserve">Tension:</w:t>
@@ -3716,6 +3876,7 @@
       </w:pPr>
       <w:r>
         <w:rPr>
+          <w:bCs/>
           <w:b/>
         </w:rPr>
         <w:t xml:space="preserve">Nature:</w:t>
@@ -3733,6 +3894,7 @@
       </w:pPr>
       <w:r>
         <w:rPr>
+          <w:bCs/>
           <w:b/>
         </w:rPr>
         <w:t xml:space="preserve">Cross-strand status:</w:t>
@@ -3750,6 +3912,7 @@
       </w:pPr>
       <w:r>
         <w:rPr>
+          <w:bCs/>
           <w:b/>
         </w:rPr>
         <w:t xml:space="preserve">How the world held it:</w:t>
@@ -3785,6 +3948,7 @@
       </w:pPr>
       <w:r>
         <w:rPr>
+          <w:bCs/>
           <w:b/>
         </w:rPr>
         <w:t xml:space="preserve">Formation significance:</w:t>
@@ -3803,15 +3967,15 @@
         </w:pict>
       </w:r>
     </w:p>
+    <w:bookmarkEnd w:id="39"/>
+    <w:bookmarkStart w:id="40" w:name="section-8-honest-limits"/>
     <w:p>
       <w:pPr>
         <w:pStyle w:val="Heading2"/>
       </w:pPr>
-      <w:bookmarkStart w:id="41" w:name="section-8-honest-limits"/>
       <w:r>
         <w:t xml:space="preserve">Section 8 — Honest Limits</w:t>
       </w:r>
-      <w:bookmarkEnd w:id="41"/>
     </w:p>
     <w:p>
       <w:r>
@@ -3826,6 +3990,7 @@
       </w:pPr>
       <w:r>
         <w:rPr>
+          <w:bCs/>
           <w:b/>
         </w:rPr>
         <w:t xml:space="preserve">Domain:</w:t>
@@ -3843,6 +4008,7 @@
       </w:pPr>
       <w:r>
         <w:rPr>
+          <w:bCs/>
           <w:b/>
         </w:rPr>
         <w:t xml:space="preserve">Ecological basis:</w:t>
@@ -3860,6 +4026,7 @@
       </w:pPr>
       <w:r>
         <w:rPr>
+          <w:bCs/>
           <w:b/>
         </w:rPr>
         <w:t xml:space="preserve">How the Representative handles it:</w:t>
@@ -3890,6 +4057,7 @@
       </w:pPr>
       <w:r>
         <w:rPr>
+          <w:bCs/>
           <w:b/>
         </w:rPr>
         <w:t xml:space="preserve">Domain:</w:t>
@@ -3907,6 +4075,7 @@
       </w:pPr>
       <w:r>
         <w:rPr>
+          <w:bCs/>
           <w:b/>
         </w:rPr>
         <w:t xml:space="preserve">Ecological basis:</w:t>
@@ -3924,6 +4093,7 @@
       </w:pPr>
       <w:r>
         <w:rPr>
+          <w:bCs/>
           <w:b/>
         </w:rPr>
         <w:t xml:space="preserve">How the Representative handles it:</w:t>
@@ -3954,6 +4124,7 @@
       </w:pPr>
       <w:r>
         <w:rPr>
+          <w:bCs/>
           <w:b/>
         </w:rPr>
         <w:t xml:space="preserve">Domain:</w:t>
@@ -3989,6 +4160,7 @@
       </w:pPr>
       <w:r>
         <w:rPr>
+          <w:bCs/>
           <w:b/>
         </w:rPr>
         <w:t xml:space="preserve">Ecological basis:</w:t>
@@ -4006,6 +4178,7 @@
       </w:pPr>
       <w:r>
         <w:rPr>
+          <w:bCs/>
           <w:b/>
         </w:rPr>
         <w:t xml:space="preserve">How the Representative handles it:</w:t>
@@ -4036,6 +4209,7 @@
       </w:pPr>
       <w:r>
         <w:rPr>
+          <w:bCs/>
           <w:b/>
         </w:rPr>
         <w:t xml:space="preserve">Domain:</w:t>
@@ -4053,6 +4227,7 @@
       </w:pPr>
       <w:r>
         <w:rPr>
+          <w:bCs/>
           <w:b/>
         </w:rPr>
         <w:t xml:space="preserve">Ecological basis:</w:t>
@@ -4070,6 +4245,7 @@
       </w:pPr>
       <w:r>
         <w:rPr>
+          <w:bCs/>
           <w:b/>
         </w:rPr>
         <w:t xml:space="preserve">How the Representative handles it:</w:t>
@@ -4100,6 +4276,7 @@
       </w:pPr>
       <w:r>
         <w:rPr>
+          <w:bCs/>
           <w:b/>
         </w:rPr>
         <w:t xml:space="preserve">Domain:</w:t>
@@ -4129,6 +4306,7 @@
       </w:pPr>
       <w:r>
         <w:rPr>
+          <w:bCs/>
           <w:b/>
         </w:rPr>
         <w:t xml:space="preserve">Ecological basis:</w:t>
@@ -4144,6 +4322,7 @@
       </w:r>
       <w:r>
         <w:rPr>
+          <w:iCs/>
           <w:i/>
         </w:rPr>
         <w:t xml:space="preserve">oikos</w:t>
@@ -4161,6 +4340,7 @@
       </w:pPr>
       <w:r>
         <w:rPr>
+          <w:bCs/>
           <w:b/>
         </w:rPr>
         <w:t xml:space="preserve">How the Representative handles it:</w:t>
@@ -4209,6 +4389,7 @@
       </w:pPr>
       <w:r>
         <w:rPr>
+          <w:bCs/>
           <w:b/>
         </w:rPr>
         <w:t xml:space="preserve">Domain:</w:t>
@@ -4226,6 +4407,7 @@
       </w:pPr>
       <w:r>
         <w:rPr>
+          <w:bCs/>
           <w:b/>
         </w:rPr>
         <w:t xml:space="preserve">Ecological basis, consolidated here for the first time as a single named pattern — added at Step 9 Validation &amp; Testing (2026-07-08), gathering a disclosure that had previously existed only piecemeal, once per document.</w:t>
@@ -4241,6 +4423,7 @@
       </w:r>
       <w:r>
         <w:rPr>
+          <w:iCs/>
           <w:i/>
         </w:rPr>
         <w:t xml:space="preserve">Martyrdom of Polycarp</w:t>
@@ -4329,6 +4512,7 @@
       </w:pPr>
       <w:r>
         <w:rPr>
+          <w:bCs/>
           <w:b/>
         </w:rPr>
         <w:t xml:space="preserve">How the Representative handles it:</w:t>
@@ -4359,6 +4543,7 @@
       </w:pPr>
       <w:r>
         <w:rPr>
+          <w:bCs/>
           <w:b/>
         </w:rPr>
         <w:t xml:space="preserve">Domain:</w:t>
@@ -4376,6 +4561,7 @@
       </w:pPr>
       <w:r>
         <w:rPr>
+          <w:bCs/>
           <w:b/>
         </w:rPr>
         <w:t xml:space="preserve">Ecological basis, an aggregate accounting added at Step 9 Validation &amp; Testing (2026-07-08) — see Doc_02 §1.8 for the full summation.</w:t>
@@ -4393,6 +4579,7 @@
       </w:pPr>
       <w:r>
         <w:rPr>
+          <w:bCs/>
           <w:b/>
         </w:rPr>
         <w:t xml:space="preserve">How the Representative handles it:</w:t>
@@ -4417,15 +4604,15 @@
         </w:pict>
       </w:r>
     </w:p>
+    <w:bookmarkEnd w:id="40"/>
+    <w:bookmarkStart w:id="41" w:name="section-9-living-tradition-status"/>
     <w:p>
       <w:pPr>
         <w:pStyle w:val="Heading2"/>
       </w:pPr>
-      <w:bookmarkStart w:id="42" w:name="section-9-living-tradition-status"/>
       <w:r>
         <w:t xml:space="preserve">Section 9 — Living Tradition Status</w:t>
       </w:r>
-      <w:bookmarkEnd w:id="42"/>
     </w:p>
     <w:p>
       <w:pPr>
@@ -4433,6 +4620,7 @@
       </w:pPr>
       <w:r>
         <w:rPr>
+          <w:bCs/>
           <w:b/>
         </w:rPr>
         <w:t xml:space="preserve">Living tradition correspondence:</w:t>
@@ -4450,6 +4638,7 @@
       </w:pPr>
       <w:r>
         <w:rPr>
+          <w:bCs/>
           <w:b/>
         </w:rPr>
         <w:t xml:space="preserve">Reasoning:</w:t>
@@ -4467,6 +4656,7 @@
       </w:pPr>
       <w:r>
         <w:rPr>
+          <w:bCs/>
           <w:b/>
         </w:rPr>
         <w:t xml:space="preserve">Which present-day tradition(s):</w:t>
@@ -4484,6 +4674,7 @@
       </w:pPr>
       <w:r>
         <w:rPr>
+          <w:bCs/>
           <w:b/>
         </w:rPr>
         <w:t xml:space="preserve">Key divergences:</w:t>
@@ -4501,6 +4692,7 @@
       </w:pPr>
       <w:r>
         <w:rPr>
+          <w:bCs/>
           <w:b/>
         </w:rPr>
         <w:t xml:space="preserve">Figures of contested standing:</w:t>
@@ -4518,6 +4710,7 @@
       </w:pPr>
       <w:r>
         <w:rPr>
+          <w:bCs/>
           <w:b/>
         </w:rPr>
         <w:t xml:space="preserve">Living Tradition Status Confirmation:</w:t>
@@ -4533,6 +4726,7 @@
       </w:r>
       <w:r>
         <w:rPr>
+          <w:bCs/>
           <w:b/>
         </w:rPr>
         <w:t xml:space="preserve">CONFIRMED.</w:t>
@@ -4568,6 +4762,7 @@
       </w:pPr>
       <w:r>
         <w:rPr>
+          <w:bCs/>
           <w:b/>
         </w:rPr>
         <w:t xml:space="preserve">Cross-reference:</w:t>
@@ -4586,15 +4781,15 @@
         </w:pict>
       </w:r>
     </w:p>
+    <w:bookmarkEnd w:id="41"/>
+    <w:bookmarkStart w:id="42" w:name="section-10-integrative-observation"/>
     <w:p>
       <w:pPr>
         <w:pStyle w:val="Heading2"/>
       </w:pPr>
-      <w:bookmarkStart w:id="43" w:name="section-10-integrative-observation"/>
       <w:r>
         <w:t xml:space="preserve">Section 10 — Integrative Observation</w:t>
       </w:r>
-      <w:bookmarkEnd w:id="43"/>
     </w:p>
     <w:p>
       <w:pPr>
@@ -4602,6 +4797,7 @@
       </w:pPr>
       <w:r>
         <w:rPr>
+          <w:bCs/>
           <w:b/>
         </w:rPr>
         <w:t xml:space="preserve">Integrative Observation:</w:t>
@@ -4619,6 +4815,7 @@
       </w:r>
       <w:r>
         <w:rPr>
+          <w:iCs/>
           <w:i/>
         </w:rPr>
         <w:t xml:space="preserve">ekklesia</w:t>
@@ -4631,6 +4828,7 @@
       </w:r>
       <w:r>
         <w:rPr>
+          <w:iCs/>
           <w:i/>
         </w:rPr>
         <w:t xml:space="preserve">ekklesia</w:t>
@@ -4646,6 +4844,7 @@
       </w:r>
       <w:r>
         <w:rPr>
+          <w:iCs/>
           <w:i/>
         </w:rPr>
         <w:t xml:space="preserve">presbyterion</w:t>
@@ -4663,6 +4862,7 @@
       </w:pPr>
       <w:r>
         <w:rPr>
+          <w:bCs/>
           <w:b/>
         </w:rPr>
         <w:t xml:space="preserve">A note on evidentiary weight, added at Step 9 Validation &amp; Testing (2026-07-08) so it travels with this observation wherever it is extracted or quoted, per the Reduction Testing finding — carried forward from Section 2E and Section 4 rather than left behind in them:</w:t>
@@ -4680,6 +4880,7 @@
       </w:pPr>
       <w:r>
         <w:rPr>
+          <w:bCs/>
           <w:b/>
         </w:rPr>
         <w:t xml:space="preserve">Source:</w:t>
@@ -4695,6 +4896,7 @@
       </w:r>
       <w:r>
         <w:rPr>
+          <w:bCs/>
           <w:b/>
         </w:rPr>
         <w:t xml:space="preserve">Status:</w:t>
@@ -4713,15 +4915,15 @@
         </w:pict>
       </w:r>
     </w:p>
+    <w:bookmarkEnd w:id="42"/>
+    <w:bookmarkStart w:id="43" w:name="X6aa20116f6ff7307e0b43febec05e551fee1275"/>
     <w:p>
       <w:pPr>
         <w:pStyle w:val="Heading2"/>
       </w:pPr>
-      <w:bookmarkStart w:id="44" w:name="X6aa20116f6ff7307e0b43febec05e551fee1275"/>
       <w:r>
         <w:t xml:space="preserve">Section 11 — World Profile Completion Status</w:t>
       </w:r>
-      <w:bookmarkEnd w:id="44"/>
     </w:p>
     <w:p>
       <w:pPr>
@@ -4891,6 +5093,7 @@
       </w:pPr>
       <w:r>
         <w:rPr>
+          <w:bCs/>
           <w:b/>
         </w:rPr>
         <w:t xml:space="preserve">World Profile completion status: COMPLETE.</w:t>
@@ -4902,6 +5105,7 @@
       </w:pPr>
       <w:r>
         <w:rPr>
+          <w:bCs/>
           <w:b/>
         </w:rPr>
         <w:t xml:space="preserve">Note on Section 9’s confirmation:</w:t>
@@ -4938,15 +5142,15 @@
         </w:pict>
       </w:r>
     </w:p>
+    <w:bookmarkEnd w:id="43"/>
+    <w:bookmarkStart w:id="44" w:name="document-log"/>
     <w:p>
       <w:pPr>
         <w:pStyle w:val="Heading2"/>
       </w:pPr>
-      <w:bookmarkStart w:id="45" w:name="document-log"/>
       <w:r>
         <w:t xml:space="preserve">Document Log</w:t>
       </w:r>
-      <w:bookmarkEnd w:id="45"/>
     </w:p>
     <w:p>
       <w:pPr>
@@ -4958,6 +5162,7 @@
       </w:pPr>
       <w:r>
         <w:rPr>
+          <w:bCs/>
           <w:b/>
         </w:rPr>
         <w:t xml:space="preserve">Document:</w:t>
@@ -4991,6 +5196,7 @@
       </w:pPr>
       <w:r>
         <w:rPr>
+          <w:bCs/>
           <w:b/>
         </w:rPr>
         <w:t xml:space="preserve">Built from:</w:t>
@@ -5012,6 +5218,7 @@
       </w:pPr>
       <w:r>
         <w:rPr>
+          <w:bCs/>
           <w:b/>
         </w:rPr>
         <w:t xml:space="preserve">Section 10 verbatim requirement:</w:t>
@@ -5033,6 +5240,7 @@
       </w:pPr>
       <w:r>
         <w:rPr>
+          <w:bCs/>
           <w:b/>
         </w:rPr>
         <w:t xml:space="preserve">Section 9 resolution:</w:t>
@@ -5072,6 +5280,7 @@
       </w:pPr>
       <w:r>
         <w:rPr>
+          <w:bCs/>
           <w:b/>
         </w:rPr>
         <w:t xml:space="preserve">Status:</w:t>
@@ -5093,6 +5302,7 @@
       </w:pPr>
       <w:r>
         <w:rPr>
+          <w:bCs/>
           <w:b/>
         </w:rPr>
         <w:t xml:space="preserve">Round-1 independent cold review (2026-07-08):</w:t>
@@ -5114,6 +5324,7 @@
       </w:pPr>
       <w:r>
         <w:rPr>
+          <w:bCs/>
           <w:b/>
         </w:rPr>
         <w:t xml:space="preserve">Sign-off terminology update (2026-07-08):</w:t>
@@ -5153,6 +5364,7 @@
       </w:pPr>
       <w:r>
         <w:rPr>
+          <w:bCs/>
           <w:b/>
         </w:rPr>
         <w:t xml:space="preserve">Section 9 re-confirmation (2026-07-08):</w:t>
@@ -5192,6 +5404,7 @@
       </w:pPr>
       <w:r>
         <w:rPr>
+          <w:bCs/>
           <w:b/>
         </w:rPr>
         <w:t xml:space="preserve">Status:</w:t>
@@ -5213,6 +5426,7 @@
       </w:pPr>
       <w:r>
         <w:rPr>
+          <w:bCs/>
           <w:b/>
         </w:rPr>
         <w:t xml:space="preserve">Round-2 independent verification (2026-07-08):</w:t>
@@ -5228,6 +5442,7 @@
       </w:r>
       <w:r>
         <w:rPr>
+          <w:bCs/>
           <w:b/>
         </w:rPr>
         <w:t xml:space="preserve">Status</w:t>
@@ -5267,6 +5482,7 @@
       </w:pPr>
       <w:r>
         <w:rPr>
+          <w:bCs/>
           <w:b/>
         </w:rPr>
         <w:t xml:space="preserve">Batch resolution of remaining Validation &amp; Testing findings (2026-07-08), authorized by the project lead to proceed as a single batch rather than sequentially:</w:t>
@@ -5288,6 +5504,7 @@
       </w:pPr>
       <w:r>
         <w:rPr>
+          <w:bCs/>
           <w:b/>
         </w:rPr>
         <w:t xml:space="preserve">Reduction finding resolved (2026-07-08), batch-authorized by the project lead:</w:t>
@@ -5327,6 +5544,7 @@
       </w:pPr>
       <w:r>
         <w:rPr>
+          <w:bCs/>
           <w:b/>
         </w:rPr>
         <w:t xml:space="preserve">Cold review, round 1, of the full Validation &amp; Testing batch (2026-07-08):</w:t>
@@ -5432,6 +5650,7 @@
       </w:pPr>
       <w:r>
         <w:rPr>
+          <w:bCs/>
           <w:b/>
         </w:rPr>
         <w:t xml:space="preserve">Round-1 batch-review fixes applied (2026-07-08):</w:t>
@@ -5479,6 +5698,8 @@
         <w:t xml:space="preserve">observation to Doc_09 §4 rather than Doc_07 §2A. Neither fix changes the Integrative Observation’s substance or the Balance finding’s underlying claim — both are copy-fidelity and citation-accuracy corrections. A round-2 independent verification of these fixes, alongside the corresponding fixes in Doc_08 and Validation_Testing, is to be dispatched next per the standing build-cycle discipline.</w:t>
       </w:r>
     </w:p>
+    <w:bookmarkEnd w:id="44"/>
+    <w:bookmarkEnd w:id="45"/>
     <w:sectPr/>
   </w:body>
 </w:document>
@@ -5510,17 +5731,14 @@
 <file path=word/numbering.xml><?xml version="1.0" encoding="utf-8"?>
 <w:numbering xmlns:w="http://schemas.openxmlformats.org/wordprocessingml/2006/main">
   <w:abstractNum w:abstractNumId="990">
-    <w:nsid w:val="2c1ae401"/>
+    <w:nsid w:val="A990"/>
     <w:multiLevelType w:val="multilevel"/>
     <w:lvl w:ilvl="0">
       <w:numFmt w:val="bullet"/>
       <w:lvlText w:val=" "/>
       <w:lvlJc w:val="left"/>
       <w:pPr>
-        <w:tabs>
-          <w:tab w:val="num" w:pos="0"/>
-        </w:tabs>
-        <w:ind w:left="480" w:hanging="480"/>
+        <w:ind w:left="720" w:hanging="480"/>
       </w:pPr>
     </w:lvl>
     <w:lvl w:ilvl="1">
@@ -5528,10 +5746,7 @@
       <w:lvlText w:val=" "/>
       <w:lvlJc w:val="left"/>
       <w:pPr>
-        <w:tabs>
-          <w:tab w:val="num" w:pos="720"/>
-        </w:tabs>
-        <w:ind w:left="1200" w:hanging="480"/>
+        <w:ind w:left="1440" w:hanging="480"/>
       </w:pPr>
     </w:lvl>
     <w:lvl w:ilvl="2">
@@ -5539,10 +5754,7 @@
       <w:lvlText w:val=" "/>
       <w:lvlJc w:val="left"/>
       <w:pPr>
-        <w:tabs>
-          <w:tab w:val="num" w:pos="1440"/>
-        </w:tabs>
-        <w:ind w:left="1920" w:hanging="480"/>
+        <w:ind w:left="2160" w:hanging="480"/>
       </w:pPr>
     </w:lvl>
     <w:lvl w:ilvl="3">
@@ -5550,10 +5762,7 @@
       <w:lvlText w:val=" "/>
       <w:lvlJc w:val="left"/>
       <w:pPr>
-        <w:tabs>
-          <w:tab w:val="num" w:pos="2160"/>
-        </w:tabs>
-        <w:ind w:left="2640" w:hanging="480"/>
+        <w:ind w:left="2880" w:hanging="480"/>
       </w:pPr>
     </w:lvl>
     <w:lvl w:ilvl="4">
@@ -5561,10 +5770,7 @@
       <w:lvlText w:val=" "/>
       <w:lvlJc w:val="left"/>
       <w:pPr>
-        <w:tabs>
-          <w:tab w:val="num" w:pos="2880"/>
-        </w:tabs>
-        <w:ind w:left="3360" w:hanging="480"/>
+        <w:ind w:left="3600" w:hanging="480"/>
       </w:pPr>
     </w:lvl>
     <w:lvl w:ilvl="5">
@@ -5572,10 +5778,7 @@
       <w:lvlText w:val=" "/>
       <w:lvlJc w:val="left"/>
       <w:pPr>
-        <w:tabs>
-          <w:tab w:val="num" w:pos="3600"/>
-        </w:tabs>
-        <w:ind w:left="4080" w:hanging="480"/>
+        <w:ind w:left="4320" w:hanging="480"/>
       </w:pPr>
     </w:lvl>
     <w:lvl w:ilvl="6">
@@ -5583,10 +5786,7 @@
       <w:lvlText w:val=" "/>
       <w:lvlJc w:val="left"/>
       <w:pPr>
-        <w:tabs>
-          <w:tab w:val="num" w:pos="4320"/>
-        </w:tabs>
-        <w:ind w:left="4800" w:hanging="480"/>
+        <w:ind w:left="5040" w:hanging="480"/>
       </w:pPr>
     </w:lvl>
     <w:lvl w:ilvl="7">
@@ -5594,10 +5794,7 @@
       <w:lvlText w:val=" "/>
       <w:lvlJc w:val="left"/>
       <w:pPr>
-        <w:tabs>
-          <w:tab w:val="num" w:pos="5040"/>
-        </w:tabs>
-        <w:ind w:left="5520" w:hanging="480"/>
+        <w:ind w:left="5760" w:hanging="480"/>
       </w:pPr>
     </w:lvl>
     <w:lvl w:ilvl="8">
@@ -5605,25 +5802,19 @@
       <w:lvlText w:val=" "/>
       <w:lvlJc w:val="left"/>
       <w:pPr>
-        <w:tabs>
-          <w:tab w:val="num" w:pos="5760"/>
-        </w:tabs>
-        <w:ind w:left="6240" w:hanging="480"/>
+        <w:ind w:left="6480" w:hanging="480"/>
       </w:pPr>
     </w:lvl>
   </w:abstractNum>
   <w:abstractNum w:abstractNumId="991">
-    <w:nsid w:val="ea454b4c"/>
+    <w:nsid w:val="A991"/>
     <w:multiLevelType w:val="multilevel"/>
     <w:lvl w:ilvl="0">
       <w:numFmt w:val="bullet"/>
       <w:lvlText w:val="•"/>
       <w:lvlJc w:val="left"/>
       <w:pPr>
-        <w:tabs>
-          <w:tab w:val="num" w:pos="0"/>
-        </w:tabs>
-        <w:ind w:left="480" w:hanging="480"/>
+        <w:ind w:left="720" w:hanging="480"/>
       </w:pPr>
     </w:lvl>
     <w:lvl w:ilvl="1">
@@ -5631,10 +5822,7 @@
       <w:lvlText w:val="–"/>
       <w:lvlJc w:val="left"/>
       <w:pPr>
-        <w:tabs>
-          <w:tab w:val="num" w:pos="720"/>
-        </w:tabs>
-        <w:ind w:left="1200" w:hanging="480"/>
+        <w:ind w:left="1440" w:hanging="480"/>
       </w:pPr>
     </w:lvl>
     <w:lvl w:ilvl="2">
@@ -5642,10 +5830,7 @@
       <w:lvlText w:val="•"/>
       <w:lvlJc w:val="left"/>
       <w:pPr>
-        <w:tabs>
-          <w:tab w:val="num" w:pos="1440"/>
-        </w:tabs>
-        <w:ind w:left="1920" w:hanging="480"/>
+        <w:ind w:left="2160" w:hanging="480"/>
       </w:pPr>
     </w:lvl>
     <w:lvl w:ilvl="3">
@@ -5653,10 +5838,7 @@
       <w:lvlText w:val="–"/>
       <w:lvlJc w:val="left"/>
       <w:pPr>
-        <w:tabs>
-          <w:tab w:val="num" w:pos="2160"/>
-        </w:tabs>
-        <w:ind w:left="2640" w:hanging="480"/>
+        <w:ind w:left="2880" w:hanging="480"/>
       </w:pPr>
     </w:lvl>
     <w:lvl w:ilvl="4">
@@ -5664,10 +5846,7 @@
       <w:lvlText w:val="•"/>
       <w:lvlJc w:val="left"/>
       <w:pPr>
-        <w:tabs>
-          <w:tab w:val="num" w:pos="2880"/>
-        </w:tabs>
-        <w:ind w:left="3360" w:hanging="480"/>
+        <w:ind w:left="3600" w:hanging="480"/>
       </w:pPr>
     </w:lvl>
     <w:lvl w:ilvl="5">
@@ -5675,10 +5854,7 @@
       <w:lvlText w:val="–"/>
       <w:lvlJc w:val="left"/>
       <w:pPr>
-        <w:tabs>
-          <w:tab w:val="num" w:pos="3600"/>
-        </w:tabs>
-        <w:ind w:left="4080" w:hanging="480"/>
+        <w:ind w:left="4320" w:hanging="480"/>
       </w:pPr>
     </w:lvl>
     <w:lvl w:ilvl="6">
@@ -5686,10 +5862,7 @@
       <w:lvlText w:val="•"/>
       <w:lvlJc w:val="left"/>
       <w:pPr>
-        <w:tabs>
-          <w:tab w:val="num" w:pos="4320"/>
-        </w:tabs>
-        <w:ind w:left="4800" w:hanging="480"/>
+        <w:ind w:left="5040" w:hanging="480"/>
       </w:pPr>
     </w:lvl>
     <w:lvl w:ilvl="7">
@@ -5697,10 +5870,7 @@
       <w:lvlText w:val="–"/>
       <w:lvlJc w:val="left"/>
       <w:pPr>
-        <w:tabs>
-          <w:tab w:val="num" w:pos="5040"/>
-        </w:tabs>
-        <w:ind w:left="5520" w:hanging="480"/>
+        <w:ind w:left="5760" w:hanging="480"/>
       </w:pPr>
     </w:lvl>
     <w:lvl w:ilvl="8">
@@ -5708,10 +5878,7 @@
       <w:lvlText w:val="•"/>
       <w:lvlJc w:val="left"/>
       <w:pPr>
-        <w:tabs>
-          <w:tab w:val="num" w:pos="5760"/>
-        </w:tabs>
-        <w:ind w:left="6240" w:hanging="480"/>
+        <w:ind w:left="6480" w:hanging="480"/>
       </w:pPr>
     </w:lvl>
   </w:abstractNum>
@@ -5732,10 +5899,10 @@
   <w:docDefaults>
     <w:rPrDefault>
       <w:rPr>
-        <w:rFonts w:asciiTheme="minorHAnsi" w:eastAsiaTheme="minorHAnsi" w:hAnsiTheme="minorHAnsi" w:cstheme="minorBidi"/>
+        <w:rFonts w:asciiTheme="minorHAnsi" w:cstheme="minorBidi" w:eastAsiaTheme="minorHAnsi" w:hAnsiTheme="minorHAnsi"/>
         <w:sz w:val="24"/>
         <w:szCs w:val="24"/>
-        <w:lang w:val="en-US" w:eastAsia="en-US" w:bidi="ar-SA"/>
+        <w:lang w:bidi="ar-SA" w:eastAsia="en-US" w:val="en-US"/>
       </w:rPr>
     </w:rPrDefault>
     <w:pPrDefault>
@@ -5744,35 +5911,35 @@
       </w:pPr>
     </w:pPrDefault>
   </w:docDefaults>
-  <w:latentStyles w:defLockedState="0" w:defUIPriority="0" w:defSemiHidden="0" w:defUnhideWhenUsed="0" w:defQFormat="0" w:count="276"/>
-  <w:style w:type="paragraph" w:default="1" w:styleId="Normal">
+  <w:latentStyles w:count="276" w:defLockedState="0" w:defQFormat="0" w:defSemiHidden="0" w:defUIPriority="0" w:defUnhideWhenUsed="0"/>
+  <w:style w:default="1" w:styleId="Normal" w:type="paragraph">
     <w:name w:val="Normal"/>
     <w:qFormat/>
   </w:style>
-  <w:style w:type="paragraph" w:styleId="BodyText">
+  <w:style w:styleId="BodyText" w:type="paragraph">
     <w:name w:val="Body Text"/>
     <w:basedOn w:val="Normal"/>
     <w:link w:val="BodyTextChar"/>
     <w:pPr>
-      <w:spacing w:before="180" w:after="180"/>
+      <w:spacing w:after="180" w:before="180"/>
     </w:pPr>
     <w:qFormat/>
   </w:style>
-  <w:style w:type="paragraph" w:customStyle="1" w:styleId="FirstParagraph">
+  <w:style w:customStyle="1" w:styleId="FirstParagraph" w:type="paragraph">
     <w:name w:val="First Paragraph"/>
     <w:basedOn w:val="BodyText"/>
     <w:next w:val="BodyText"/>
     <w:qFormat/>
   </w:style>
-  <w:style w:type="paragraph" w:customStyle="1" w:styleId="Compact">
+  <w:style w:customStyle="1" w:styleId="Compact" w:type="paragraph">
     <w:name w:val="Compact"/>
     <w:basedOn w:val="BodyText"/>
     <w:qFormat/>
     <w:pPr>
-      <w:spacing w:before="36" w:after="36"/>
+      <w:spacing w:after="36" w:before="36"/>
     </w:pPr>
   </w:style>
-  <w:style w:type="paragraph" w:styleId="Title">
+  <w:style w:styleId="Title" w:type="paragraph">
     <w:name w:val="Title"/>
     <w:basedOn w:val="Normal"/>
     <w:next w:val="BodyText"/>
@@ -5780,19 +5947,19 @@
     <w:pPr>
       <w:keepNext/>
       <w:keepLines/>
-      <w:spacing w:before="480" w:after="240"/>
+      <w:spacing w:after="240" w:before="480"/>
       <w:jc w:val="center"/>
     </w:pPr>
     <w:rPr>
-      <w:rFonts w:asciiTheme="majorHAnsi" w:eastAsiaTheme="majorEastAsia" w:hAnsiTheme="majorHAnsi" w:cstheme="majorBidi"/>
+      <w:rFonts w:asciiTheme="majorHAnsi" w:cstheme="majorBidi" w:eastAsiaTheme="majorEastAsia" w:hAnsiTheme="majorHAnsi"/>
       <w:b/>
       <w:bCs/>
-      <w:color w:val="345A8A" w:themeColor="accent1" w:themeShade="B5"/>
+      <w:color w:themeColor="accent1" w:themeShade="B5" w:val="345A8A"/>
       <w:sz w:val="36"/>
       <w:szCs w:val="36"/>
     </w:rPr>
   </w:style>
-  <w:style w:type="paragraph" w:styleId="Subtitle">
+  <w:style w:styleId="Subtitle" w:type="paragraph">
     <w:name w:val="Subtitle"/>
     <w:basedOn w:val="Title"/>
     <w:next w:val="BodyText"/>
@@ -5800,7 +5967,7 @@
     <w:pPr>
       <w:keepNext/>
       <w:keepLines/>
-      <w:spacing w:before="240" w:after="240"/>
+      <w:spacing w:after="240" w:before="240"/>
       <w:jc w:val="center"/>
     </w:pPr>
     <w:rPr>
@@ -5808,7 +5975,7 @@
       <w:szCs w:val="30"/>
     </w:rPr>
   </w:style>
-  <w:style w:type="paragraph" w:customStyle="1" w:styleId="Author">
+  <w:style w:customStyle="1" w:styleId="Author" w:type="paragraph">
     <w:name w:val="Author"/>
     <w:next w:val="BodyText"/>
     <w:qFormat/>
@@ -5818,7 +5985,7 @@
       <w:jc w:val="center"/>
     </w:pPr>
   </w:style>
-  <w:style w:type="paragraph" w:styleId="Date">
+  <w:style w:styleId="Date" w:type="paragraph">
     <w:name w:val="Date"/>
     <w:next w:val="BodyText"/>
     <w:qFormat/>
@@ -5828,7 +5995,26 @@
       <w:jc w:val="center"/>
     </w:pPr>
   </w:style>
-  <w:style w:type="paragraph" w:customStyle="1" w:styleId="Abstract">
+  <w:style w:customStyle="1" w:styleId="AbstractTitle" w:type="paragraph">
+    <w:name w:val="Abstract Title"/>
+    <w:basedOn w:val="Normal"/>
+    <w:next w:val="Abstract"/>
+    <w:qFormat/>
+    <w:pPr>
+      <w:keepNext/>
+      <w:keepLines/>
+      <w:jc w:val="center"/>
+      <w:spacing w:after="0" w:before="300"/>
+    </w:pPr>
+    <w:rPr>
+      <w:sz w:val="20"/>
+      <w:szCs w:val="20"/>
+      <w:b/>
+      <w:color w:val="345A8A"/>
+      &gt;
+    </w:rPr>
+  </w:style>
+  <w:style w:customStyle="1" w:styleId="Abstract" w:type="paragraph">
     <w:name w:val="Abstract"/>
     <w:basedOn w:val="Normal"/>
     <w:next w:val="BodyText"/>
@@ -5836,14 +6022,14 @@
     <w:pPr>
       <w:keepNext/>
       <w:keepLines/>
-      <w:spacing w:before="300" w:after="300"/>
+      <w:spacing w:after="300" w:before="100"/>
     </w:pPr>
     <w:rPr>
       <w:sz w:val="20"/>
       <w:szCs w:val="20"/>
     </w:rPr>
   </w:style>
-  <w:style w:type="paragraph" w:styleId="Bibliography">
+  <w:style w:styleId="Bibliography" w:type="paragraph">
     <w:name w:val="Bibliography"/>
     <w:basedOn w:val="Normal"/>
     <w:next w:val="Bibliography"/>
@@ -5851,7 +6037,7 @@
     <w:pPr/>
     <w:rPr/>
   </w:style>
-  <w:style w:type="paragraph" w:styleId="Heading1">
+  <w:style w:styleId="Heading1" w:type="paragraph">
     <w:name w:val="Heading 1"/>
     <w:basedOn w:val="Normal"/>
     <w:next w:val="BodyText"/>
@@ -5860,19 +6046,19 @@
     <w:pPr>
       <w:keepNext/>
       <w:keepLines/>
-      <w:spacing w:before="480" w:after="0"/>
+      <w:spacing w:after="0" w:before="480"/>
       <w:outlineLvl w:val="0"/>
     </w:pPr>
     <w:rPr>
-      <w:rFonts w:asciiTheme="majorHAnsi" w:eastAsiaTheme="majorEastAsia" w:hAnsiTheme="majorHAnsi" w:cstheme="majorBidi"/>
+      <w:rFonts w:asciiTheme="majorHAnsi" w:cstheme="majorBidi" w:eastAsiaTheme="majorEastAsia" w:hAnsiTheme="majorHAnsi"/>
       <w:b/>
       <w:bCs/>
-      <w:color w:val="4F81BD" w:themeColor="accent1"/>
+      <w:color w:themeColor="accent1" w:val="4F81BD"/>
       <w:sz w:val="32"/>
       <w:szCs w:val="32"/>
     </w:rPr>
   </w:style>
-  <w:style w:type="paragraph" w:styleId="Heading2">
+  <w:style w:styleId="Heading2" w:type="paragraph">
     <w:name w:val="Heading 2"/>
     <w:basedOn w:val="Normal"/>
     <w:next w:val="BodyText"/>
@@ -5882,19 +6068,19 @@
     <w:pPr>
       <w:keepNext/>
       <w:keepLines/>
-      <w:spacing w:before="200" w:after="0"/>
+      <w:spacing w:after="0" w:before="200"/>
       <w:outlineLvl w:val="1"/>
     </w:pPr>
     <w:rPr>
-      <w:rFonts w:asciiTheme="majorHAnsi" w:eastAsiaTheme="majorEastAsia" w:hAnsiTheme="majorHAnsi" w:cstheme="majorBidi"/>
+      <w:rFonts w:asciiTheme="majorHAnsi" w:cstheme="majorBidi" w:eastAsiaTheme="majorEastAsia" w:hAnsiTheme="majorHAnsi"/>
       <w:b/>
       <w:bCs/>
-      <w:color w:val="4F81BD" w:themeColor="accent1"/>
+      <w:color w:themeColor="accent1" w:val="4F81BD"/>
       <w:sz w:val="28"/>
       <w:szCs w:val="28"/>
     </w:rPr>
   </w:style>
-  <w:style w:type="paragraph" w:styleId="Heading3">
+  <w:style w:styleId="Heading3" w:type="paragraph">
     <w:name w:val="Heading 3"/>
     <w:basedOn w:val="Normal"/>
     <w:next w:val="BodyText"/>
@@ -5904,19 +6090,19 @@
     <w:pPr>
       <w:keepNext/>
       <w:keepLines/>
-      <w:spacing w:before="200" w:after="0"/>
+      <w:spacing w:after="0" w:before="200"/>
       <w:outlineLvl w:val="2"/>
     </w:pPr>
     <w:rPr>
-      <w:rFonts w:asciiTheme="majorHAnsi" w:eastAsiaTheme="majorEastAsia" w:hAnsiTheme="majorHAnsi" w:cstheme="majorBidi"/>
+      <w:rFonts w:asciiTheme="majorHAnsi" w:cstheme="majorBidi" w:eastAsiaTheme="majorEastAsia" w:hAnsiTheme="majorHAnsi"/>
       <w:b/>
       <w:bCs/>
-      <w:color w:val="4F81BD" w:themeColor="accent1"/>
+      <w:color w:themeColor="accent1" w:val="4F81BD"/>
       <w:sz w:val="24"/>
       <w:szCs w:val="24"/>
     </w:rPr>
   </w:style>
-  <w:style w:type="paragraph" w:styleId="Heading4">
+  <w:style w:styleId="Heading4" w:type="paragraph">
     <w:name w:val="Heading 4"/>
     <w:basedOn w:val="Normal"/>
     <w:next w:val="BodyText"/>
@@ -5926,19 +6112,19 @@
     <w:pPr>
       <w:keepNext/>
       <w:keepLines/>
-      <w:spacing w:before="200" w:after="0"/>
+      <w:spacing w:after="0" w:before="200"/>
       <w:outlineLvl w:val="3"/>
     </w:pPr>
     <w:rPr>
-      <w:rFonts w:asciiTheme="majorHAnsi" w:eastAsiaTheme="majorEastAsia" w:hAnsiTheme="majorHAnsi" w:cstheme="majorBidi"/>
+      <w:rFonts w:asciiTheme="majorHAnsi" w:cstheme="majorBidi" w:eastAsiaTheme="majorEastAsia" w:hAnsiTheme="majorHAnsi"/>
       <w:i/>
       <w:bCs/>
-      <w:color w:val="4F81BD" w:themeColor="accent1"/>
+      <w:color w:themeColor="accent1" w:val="4F81BD"/>
       <w:sz w:val="24"/>
       <w:szCs w:val="24"/>
     </w:rPr>
   </w:style>
-  <w:style w:type="paragraph" w:styleId="Heading5">
+  <w:style w:styleId="Heading5" w:type="paragraph">
     <w:name w:val="Heading 5"/>
     <w:basedOn w:val="Normal"/>
     <w:next w:val="BodyText"/>
@@ -5948,18 +6134,18 @@
     <w:pPr>
       <w:keepNext/>
       <w:keepLines/>
-      <w:spacing w:before="200" w:after="0"/>
+      <w:spacing w:after="0" w:before="200"/>
       <w:outlineLvl w:val="4"/>
     </w:pPr>
     <w:rPr>
-      <w:rFonts w:asciiTheme="majorHAnsi" w:eastAsiaTheme="majorEastAsia" w:hAnsiTheme="majorHAnsi" w:cstheme="majorBidi"/>
+      <w:rFonts w:asciiTheme="majorHAnsi" w:cstheme="majorBidi" w:eastAsiaTheme="majorEastAsia" w:hAnsiTheme="majorHAnsi"/>
       <w:iCs/>
-      <w:color w:val="4F81BD" w:themeColor="accent1"/>
+      <w:color w:themeColor="accent1" w:val="4F81BD"/>
       <w:sz w:val="24"/>
       <w:szCs w:val="24"/>
     </w:rPr>
   </w:style>
-  <w:style w:type="paragraph" w:styleId="Heading6">
+  <w:style w:styleId="Heading6" w:type="paragraph">
     <w:name w:val="Heading 6"/>
     <w:basedOn w:val="Normal"/>
     <w:next w:val="BodyText"/>
@@ -5969,17 +6155,17 @@
     <w:pPr>
       <w:keepNext/>
       <w:keepLines/>
-      <w:spacing w:before="200" w:after="0"/>
+      <w:spacing w:after="0" w:before="200"/>
       <w:outlineLvl w:val="5"/>
     </w:pPr>
     <w:rPr>
-      <w:rFonts w:asciiTheme="majorHAnsi" w:eastAsiaTheme="majorEastAsia" w:hAnsiTheme="majorHAnsi" w:cstheme="majorBidi"/>
-      <w:color w:val="4F81BD" w:themeColor="accent1"/>
+      <w:rFonts w:asciiTheme="majorHAnsi" w:cstheme="majorBidi" w:eastAsiaTheme="majorEastAsia" w:hAnsiTheme="majorHAnsi"/>
+      <w:color w:themeColor="accent1" w:val="4F81BD"/>
       <w:sz w:val="24"/>
       <w:szCs w:val="24"/>
     </w:rPr>
   </w:style>
-  <w:style w:type="paragraph" w:styleId="Heading7">
+  <w:style w:styleId="Heading7" w:type="paragraph">
     <w:name w:val="Heading 7"/>
     <w:basedOn w:val="Normal"/>
     <w:next w:val="BodyText"/>
@@ -5989,17 +6175,17 @@
     <w:pPr>
       <w:keepNext/>
       <w:keepLines/>
-      <w:spacing w:before="200" w:after="0"/>
+      <w:spacing w:after="0" w:before="200"/>
       <w:outlineLvl w:val="6"/>
     </w:pPr>
     <w:rPr>
-      <w:rFonts w:asciiTheme="majorHAnsi" w:eastAsiaTheme="majorEastAsia" w:hAnsiTheme="majorHAnsi" w:cstheme="majorBidi"/>
-      <w:color w:val="4F81BD" w:themeColor="accent1"/>
+      <w:rFonts w:asciiTheme="majorHAnsi" w:cstheme="majorBidi" w:eastAsiaTheme="majorEastAsia" w:hAnsiTheme="majorHAnsi"/>
+      <w:color w:themeColor="accent1" w:val="4F81BD"/>
       <w:sz w:val="24"/>
       <w:szCs w:val="24"/>
     </w:rPr>
   </w:style>
-  <w:style w:type="paragraph" w:styleId="Heading8">
+  <w:style w:styleId="Heading8" w:type="paragraph">
     <w:name w:val="Heading 8"/>
     <w:basedOn w:val="Normal"/>
     <w:next w:val="BodyText"/>
@@ -6009,17 +6195,17 @@
     <w:pPr>
       <w:keepNext/>
       <w:keepLines/>
-      <w:spacing w:before="200" w:after="0"/>
+      <w:spacing w:after="0" w:before="200"/>
       <w:outlineLvl w:val="7"/>
     </w:pPr>
     <w:rPr>
-      <w:rFonts w:asciiTheme="majorHAnsi" w:eastAsiaTheme="majorEastAsia" w:hAnsiTheme="majorHAnsi" w:cstheme="majorBidi"/>
-      <w:color w:val="4F81BD" w:themeColor="accent1"/>
+      <w:rFonts w:asciiTheme="majorHAnsi" w:cstheme="majorBidi" w:eastAsiaTheme="majorEastAsia" w:hAnsiTheme="majorHAnsi"/>
+      <w:color w:themeColor="accent1" w:val="4F81BD"/>
       <w:sz w:val="24"/>
       <w:szCs w:val="24"/>
     </w:rPr>
   </w:style>
-  <w:style w:type="paragraph" w:styleId="Heading9">
+  <w:style w:styleId="Heading9" w:type="paragraph">
     <w:name w:val="Heading 9"/>
     <w:basedOn w:val="Normal"/>
     <w:next w:val="BodyText"/>
@@ -6029,17 +6215,17 @@
     <w:pPr>
       <w:keepNext/>
       <w:keepLines/>
-      <w:spacing w:before="200" w:after="0"/>
+      <w:spacing w:after="0" w:before="200"/>
       <w:outlineLvl w:val="8"/>
     </w:pPr>
     <w:rPr>
-      <w:rFonts w:asciiTheme="majorHAnsi" w:eastAsiaTheme="majorEastAsia" w:hAnsiTheme="majorHAnsi" w:cstheme="majorBidi"/>
-      <w:color w:val="4F81BD" w:themeColor="accent1"/>
+      <w:rFonts w:asciiTheme="majorHAnsi" w:cstheme="majorBidi" w:eastAsiaTheme="majorEastAsia" w:hAnsiTheme="majorHAnsi"/>
+      <w:color w:themeColor="accent1" w:val="4F81BD"/>
       <w:sz w:val="24"/>
       <w:szCs w:val="24"/>
     </w:rPr>
   </w:style>
-  <w:style w:type="paragraph" w:styleId="BlockText">
+  <w:style w:styleId="BlockText" w:type="paragraph">
     <w:name w:val="Block Text"/>
     <w:basedOn w:val="BodyText"/>
     <w:next w:val="BodyText"/>
@@ -6047,11 +6233,11 @@
     <w:unhideWhenUsed/>
     <w:qFormat/>
     <w:pPr>
-      <w:spacing w:before="100" w:after="100"/>
+      <w:spacing w:after="100" w:before="100"/>
       <w:ind w:firstLine="0" w:left="480" w:right="480"/>
     </w:pPr>
   </w:style>
-  <w:style w:type="paragraph" w:styleId="FootnoteText">
+  <w:style w:styleId="FootnoteText" w:type="paragraph">
     <w:name w:val="Footnote Text"/>
     <w:basedOn w:val="Normal"/>
     <w:next w:val="FootnoteText"/>
@@ -6059,28 +6245,43 @@
     <w:unhideWhenUsed/>
     <w:qFormat/>
   </w:style>
-  <w:style w:type="character" w:default="1" w:styleId="DefaultParagraphFont">
+  <w:style w:default="1" w:styleId="DefaultParagraphFont" w:type="character">
     <w:name w:val="Default Paragraph Font"/>
     <w:semiHidden/>
     <w:unhideWhenUsed/>
   </w:style>
-  <w:style w:type="table" w:default="1" w:styleId="Table">
+  <w:style w:default="1" w:styleId="Table" w:type="table">
     <w:name w:val="Table"/>
     <w:basedOn w:val="TableNormal"/>
     <w:semiHidden/>
     <w:unhideWhenUsed/>
     <w:qFormat/>
     <w:tblPr>
-      <w:tblInd w:w="0" w:type="dxa"/>
+      <w:tblInd w:type="dxa" w:w="0"/>
       <w:tblCellMar>
-        <w:top w:w="0" w:type="dxa"/>
-        <w:left w:w="108" w:type="dxa"/>
-        <w:bottom w:w="0" w:type="dxa"/>
-        <w:right w:w="108" w:type="dxa"/>
+        <w:top w:type="dxa" w:w="0"/>
+        <w:left w:type="dxa" w:w="108"/>
+        <w:bottom w:type="dxa" w:w="0"/>
+        <w:right w:type="dxa" w:w="108"/>
       </w:tblCellMar>
     </w:tblPr>
+    <w:tblStylePr w:type="firstRow">
+      <w:tblPr>
+        <w:jc w:val="left"/>
+        <w:tblInd w:type="dxa" w:w="0"/>
+      </w:tblPr>
+      <w:trPr>
+        <w:jc w:val="left"/>
+      </w:trPr>
+      <w:tcPr>
+        <w:vAlign w:val="bottom"/>
+        <w:tcBorders>
+          <w:bottom w:val="single"/>
+        </w:tcBorders>
+      </w:tcPr>
+    </w:tblStylePr>
   </w:style>
-  <w:style w:type="paragraph" w:customStyle="1" w:styleId="DefinitionTerm">
+  <w:style w:customStyle="1" w:styleId="DefinitionTerm" w:type="paragraph">
     <w:name w:val="Definition Term"/>
     <w:basedOn w:val="Normal"/>
     <w:next w:val="Definition"/>
@@ -6093,49 +6294,49 @@
       <w:b/>
     </w:rPr>
   </w:style>
-  <w:style w:type="paragraph" w:customStyle="1" w:styleId="Definition">
+  <w:style w:customStyle="1" w:styleId="Definition" w:type="paragraph">
     <w:name w:val="Definition"/>
     <w:basedOn w:val="Normal"/>
   </w:style>
-  <w:style w:type="paragraph" w:styleId="Caption">
+  <w:style w:styleId="Caption" w:type="paragraph">
     <w:name w:val="Caption"/>
     <w:basedOn w:val="Normal"/>
     <w:link w:val="BodyTextChar"/>
     <w:pPr>
-      <w:spacing w:before="0" w:after="120"/>
+      <w:spacing w:after="120" w:before="0"/>
     </w:pPr>
     <w:rPr>
       <w:i/>
     </w:rPr>
   </w:style>
-  <w:style w:type="paragraph" w:customStyle="1" w:styleId="TableCaption">
+  <w:style w:customStyle="1" w:styleId="TableCaption" w:type="paragraph">
     <w:name w:val="Table Caption"/>
     <w:basedOn w:val="Caption"/>
     <w:pPr>
       <w:keepNext/>
     </w:pPr>
   </w:style>
-  <w:style w:type="paragraph" w:customStyle="1" w:styleId="ImageCaption">
+  <w:style w:customStyle="1" w:styleId="ImageCaption" w:type="paragraph">
     <w:name w:val="Image Caption"/>
     <w:basedOn w:val="Caption"/>
   </w:style>
-  <w:style w:type="paragraph" w:customStyle="1" w:styleId="Figure">
+  <w:style w:customStyle="1" w:styleId="Figure" w:type="paragraph">
     <w:name w:val="Figure"/>
     <w:basedOn w:val="Normal"/>
   </w:style>
-  <w:style w:type="paragraph" w:customStyle="1" w:styleId="CaptionedFigure">
+  <w:style w:customStyle="1" w:styleId="CaptionedFigure" w:type="paragraph">
     <w:name w:val="Captioned Figure"/>
     <w:basedOn w:val="Figure"/>
     <w:pPr>
       <w:keepNext/>
     </w:pPr>
   </w:style>
-  <w:style w:type="character" w:customStyle="1" w:styleId="BodyTextChar">
+  <w:style w:customStyle="1" w:styleId="BodyTextChar" w:type="character">
     <w:name w:val="Body Text Char"/>
     <w:basedOn w:val="DefaultParagraphFont"/>
     <w:link w:val="BodyText"/>
   </w:style>
-  <w:style w:type="character" w:customStyle="1" w:styleId="VerbatimChar">
+  <w:style w:customStyle="1" w:styleId="VerbatimChar" w:type="character">
     <w:name w:val="Verbatim Char"/>
     <w:basedOn w:val="BodyTextChar"/>
     <w:rPr>
@@ -6143,21 +6344,25 @@
       <w:sz w:val="22"/>
     </w:rPr>
   </w:style>
-  <w:style w:type="character" w:styleId="FootnoteReference">
+  <w:style w:customStyle="1" w:styleId="SectionNumber" w:type="character">
+    <w:name w:val="Section Number"/>
+    <w:basedOn w:val="BodyTextChar"/>
+  </w:style>
+  <w:style w:styleId="FootnoteReference" w:type="character">
     <w:name w:val="Footnote Reference"/>
     <w:basedOn w:val="BodyTextChar"/>
     <w:rPr>
       <w:vertAlign w:val="superscript"/>
     </w:rPr>
   </w:style>
-  <w:style w:type="character" w:styleId="Hyperlink">
+  <w:style w:styleId="Hyperlink" w:type="character">
     <w:name w:val="Hyperlink"/>
     <w:basedOn w:val="BodyTextChar"/>
     <w:rPr>
-      <w:color w:val="4F81BD" w:themeColor="accent1"/>
+      <w:color w:themeColor="accent1" w:val="4F81BD"/>
     </w:rPr>
   </w:style>
-  <w:style w:type="paragraph" w:styleId="TOCHeading">
+  <w:style w:styleId="TOCHeading" w:type="paragraph">
     <w:name w:val="TOC Heading"/>
     <w:basedOn w:val="Heading1"/>
     <w:next w:val="BodyText"/>
@@ -6169,10 +6374,10 @@
       <w:outlineLvl w:val="9"/>
     </w:pPr>
     <w:rPr>
-      <w:rFonts w:asciiTheme="majorHAnsi" w:eastAsiaTheme="majorEastAsia" w:hAnsiTheme="majorHAnsi" w:cstheme="majorBidi"/>
+      <w:rFonts w:asciiTheme="majorHAnsi" w:cstheme="majorBidi" w:eastAsiaTheme="majorEastAsia" w:hAnsiTheme="majorHAnsi"/>
       <w:b w:val="0"/>
       <w:bCs w:val="0"/>
-      <w:color w:val="365F91" w:themeColor="accent1" w:themeShade="BF"/>
+      <w:color w:themeColor="accent1" w:themeShade="BF" w:val="365F91"/>
     </w:rPr>
   </w:style>
   <w:style w:type="paragraph" w:customStyle="1" w:styleId="SourceCode">
@@ -6264,7 +6469,10 @@
   <w:style w:type="character" w:customStyle="1" w:styleId="ImportTok">
     <w:name w:val="ImportTok"/>
     <w:basedOn w:val="VerbatimChar"/>
-    <w:rPr/>
+    <w:rPr>
+      <w:color w:val="008000"/>
+      <w:b/>
+    </w:rPr>
   </w:style>
   <w:style w:type="character" w:customStyle="1" w:styleId="CommentTok">
     <w:name w:val="CommentTok"/>
@@ -6339,7 +6547,9 @@
   <w:style w:type="character" w:customStyle="1" w:styleId="BuiltInTok">
     <w:name w:val="BuiltInTok"/>
     <w:basedOn w:val="VerbatimChar"/>
-    <w:rPr/>
+    <w:rPr>
+      <w:color w:val="008000"/>
+    </w:rPr>
   </w:style>
   <w:style w:type="character" w:customStyle="1" w:styleId="ExtensionTok">
     <w:name w:val="ExtensionTok"/>
